--- a/docs/downloads/منوعات/تم/doc_0704.docx
+++ b/docs/downloads/منوعات/تم/doc_0704.docx
@@ -1,561 +1,1199 @@
 
 <file path=word/document.xml><?xml version="1.0" encoding="utf-8"?>
-<w:document xmlns:wpc="http://schemas.microsoft.com/office/word/2010/wordprocessingCanvas" xmlns:cx="http://schemas.microsoft.com/office/drawing/2014/chartex" xmlns:cx1="http://schemas.microsoft.com/office/drawing/2015/9/8/chartex" xmlns:cx2="http://schemas.microsoft.com/office/drawing/2015/10/21/chartex" xmlns:cx3="http://schemas.microsoft.com/office/drawing/2016/5/9/chartex" xmlns:cx4="http://schemas.microsoft.com/office/drawing/2016/5/10/chartex" xmlns:cx5="http://schemas.microsoft.com/office/drawing/2016/5/11/chartex" xmlns:cx6="http://schemas.microsoft.com/office/drawing/2016/5/12/chartex" xmlns:cx7="http://schemas.microsoft.com/office/drawing/2016/5/13/chartex" xmlns:cx8="http://schemas.microsoft.com/office/drawing/2016/5/14/chartex" xmlns:mc="http://schemas.openxmlformats.org/markup-compatibility/2006" xmlns:aink="http://schemas.microsoft.com/office/drawing/2016/ink" xmlns:am3d="http://schemas.microsoft.com/office/drawing/2017/model3d" xmlns:o="urn:schemas-microsoft-com:office:office" xmlns:oel="http://schemas.microsoft.com/office/2019/extlst" xmlns:r="http://schemas.openxmlformats.org/officeDocument/2006/relationships" xmlns:m="http://schemas.openxmlformats.org/officeDocument/2006/math" xmlns:v="urn:schemas-microsoft-com:vml" xmlns:wp14="http://schemas.microsoft.com/office/word/2010/wordprocessingDrawing" xmlns:wp="http://schemas.openxmlformats.org/drawingml/2006/wordprocessingDrawing" xmlns:w10="urn:schemas-microsoft-com:office:word" xmlns:w="http://schemas.openxmlformats.org/wordprocessingml/2006/main" xmlns:w14="http://schemas.microsoft.com/office/word/2010/wordml" xmlns:w15="http://schemas.microsoft.com/office/word/2012/wordml" xmlns:w16cex="http://schemas.microsoft.com/office/word/2018/wordml/cex" xmlns:w16cid="http://schemas.microsoft.com/office/word/2016/wordml/cid" xmlns:w16="http://schemas.microsoft.com/office/word/2018/wordml" xmlns:w16sdtdh="http://schemas.microsoft.com/office/word/2020/wordml/sdtdatahash" xmlns:w16se="http://schemas.microsoft.com/office/word/2015/wordml/symex" xmlns:wpg="http://schemas.microsoft.com/office/word/2010/wordprocessingGroup" xmlns:wpi="http://schemas.microsoft.com/office/word/2010/wordprocessingInk" xmlns:wne="http://schemas.microsoft.com/office/word/2006/wordml" xmlns:wps="http://schemas.microsoft.com/office/word/2010/wordprocessingShape" mc:Ignorable="w14 w15 w16se w16cid w16 w16cex w16sdtdh wp14">
+<w:document xmlns:wpc="http://schemas.microsoft.com/office/word/2010/wordprocessingCanvas" xmlns:cx="http://schemas.microsoft.com/office/drawing/2014/chartex" xmlns:cx1="http://schemas.microsoft.com/office/drawing/2015/9/8/chartex" xmlns:cx2="http://schemas.microsoft.com/office/drawing/2015/10/21/chartex" xmlns:cx3="http://schemas.microsoft.com/office/drawing/2016/5/9/chartex" xmlns:cx4="http://schemas.microsoft.com/office/drawing/2016/5/10/chartex" xmlns:cx5="http://schemas.microsoft.com/office/drawing/2016/5/11/chartex" xmlns:cx6="http://schemas.microsoft.com/office/drawing/2016/5/12/chartex" xmlns:cx7="http://schemas.microsoft.com/office/drawing/2016/5/13/chartex" xmlns:cx8="http://schemas.microsoft.com/office/drawing/2016/5/14/chartex" xmlns:mc="http://schemas.openxmlformats.org/markup-compatibility/2006" xmlns:aink="http://schemas.microsoft.com/office/drawing/2016/ink" xmlns:am3d="http://schemas.microsoft.com/office/drawing/2017/model3d" xmlns:o="urn:schemas-microsoft-com:office:office" xmlns:r="http://schemas.openxmlformats.org/officeDocument/2006/relationships" xmlns:m="http://schemas.openxmlformats.org/officeDocument/2006/math" xmlns:v="urn:schemas-microsoft-com:vml" xmlns:wp14="http://schemas.microsoft.com/office/word/2010/wordprocessingDrawing" xmlns:wp="http://schemas.openxmlformats.org/drawingml/2006/wordprocessingDrawing" xmlns:w10="urn:schemas-microsoft-com:office:word" xmlns:w="http://schemas.openxmlformats.org/wordprocessingml/2006/main" xmlns:w14="http://schemas.microsoft.com/office/word/2010/wordml" xmlns:w15="http://schemas.microsoft.com/office/word/2012/wordml" xmlns:w16cid="http://schemas.microsoft.com/office/word/2016/wordml/cid" xmlns:w16se="http://schemas.microsoft.com/office/word/2015/wordml/symex" xmlns:wpg="http://schemas.microsoft.com/office/word/2010/wordprocessingGroup" xmlns:wpi="http://schemas.microsoft.com/office/word/2010/wordprocessingInk" xmlns:wne="http://schemas.microsoft.com/office/word/2006/wordml" xmlns:wps="http://schemas.microsoft.com/office/word/2010/wordprocessingShape" mc:Ignorable="w14 w15 w16se w16cid wp14">
   <w:body>
     <w:p>
       <w:pPr>
-        <w:jc w:val="center"/>
-        <w:rPr>
+        <w:jc w:val="both"/>
+        <w:rPr>
+          <w:rFonts w:ascii="Sakkal Majalla" w:hAnsi="Sakkal Majalla" w:cs="Sakkal Majalla"/>
           <w:b/>
           <w:bCs/>
-          <w:sz w:val="44"/>
-          <w:szCs w:val="44"/>
-          <w:rtl/>
-        </w:rPr>
-      </w:pPr>
-      <w:hyperlink r:id="rId4" w:anchor=":~:text=immer%20ich%20will.%20Ich%20gehe%20ins%20Theater%2C,Gl%C3%BCcksspiele%2C%20wann%20immer%20ich%20will.%22%20%22" w:history="1">
-        <w:r>
-          <w:rPr>
-            <w:rStyle w:val="Hyperlink"/>
-            <w:rFonts w:hint="cs"/>
-            <w:b/>
-            <w:bCs/>
-            <w:sz w:val="44"/>
-            <w:szCs w:val="44"/>
-            <w:rtl/>
-          </w:rPr>
-          <w:t>الإنسان الجديد</w:t>
-        </w:r>
-      </w:hyperlink>
+          <w:sz w:val="28"/>
+          <w:szCs w:val="28"/>
+          <w:rtl/>
+          <w:lang w:bidi="ar-AE"/>
+        </w:rPr>
+      </w:pPr>
+      <w:r>
+        <w:rPr>
+          <w:rFonts w:ascii="Sakkal Majalla" w:hAnsi="Sakkal Majalla" w:cs="Sakkal Majalla"/>
+          <w:b/>
+          <w:bCs/>
+          <w:sz w:val="28"/>
+          <w:szCs w:val="28"/>
+          <w:rtl/>
+          <w:lang w:bidi="ar-AE"/>
+        </w:rPr>
+        <w:fldChar w:fldCharType="begin"/>
+      </w:r>
+      <w:r>
+        <w:rPr>
+          <w:rFonts w:ascii="Sakkal Majalla" w:hAnsi="Sakkal Majalla" w:cs="Sakkal Majalla"/>
+          <w:b/>
+          <w:bCs/>
+          <w:sz w:val="28"/>
+          <w:szCs w:val="28"/>
+          <w:rtl/>
+          <w:lang w:bidi="ar-AE"/>
+        </w:rPr>
+        <w:instrText xml:space="preserve"> </w:instrText>
+      </w:r>
+      <w:r>
+        <w:rPr>
+          <w:rFonts w:ascii="Sakkal Majalla" w:hAnsi="Sakkal Majalla" w:cs="Sakkal Majalla"/>
+          <w:b/>
+          <w:bCs/>
+          <w:sz w:val="28"/>
+          <w:szCs w:val="28"/>
+          <w:lang w:bidi="ar-AE"/>
+        </w:rPr>
+        <w:instrText>HYPERLINK</w:instrText>
+      </w:r>
+      <w:r>
+        <w:rPr>
+          <w:rFonts w:ascii="Sakkal Majalla" w:hAnsi="Sakkal Majalla" w:cs="Sakkal Majalla"/>
+          <w:b/>
+          <w:bCs/>
+          <w:sz w:val="28"/>
+          <w:szCs w:val="28"/>
+          <w:rtl/>
+          <w:lang w:bidi="ar-AE"/>
+        </w:rPr>
+        <w:instrText xml:space="preserve"> "</w:instrText>
+      </w:r>
+      <w:r>
+        <w:rPr>
+          <w:rFonts w:ascii="Sakkal Majalla" w:hAnsi="Sakkal Majalla" w:cs="Sakkal Majalla"/>
+          <w:b/>
+          <w:bCs/>
+          <w:sz w:val="28"/>
+          <w:szCs w:val="28"/>
+          <w:lang w:bidi="ar-AE"/>
+        </w:rPr>
+        <w:instrText>https://www.bibelstudium.de/articles/1944/genau-lesen-89-suenden-zu-eigenen-gemacht.html</w:instrText>
+      </w:r>
+      <w:r>
+        <w:rPr>
+          <w:rFonts w:ascii="Sakkal Majalla" w:hAnsi="Sakkal Majalla" w:cs="Sakkal Majalla"/>
+          <w:b/>
+          <w:bCs/>
+          <w:sz w:val="28"/>
+          <w:szCs w:val="28"/>
+          <w:rtl/>
+          <w:lang w:bidi="ar-AE"/>
+        </w:rPr>
+        <w:instrText xml:space="preserve">" </w:instrText>
+      </w:r>
+      <w:r>
+        <w:rPr>
+          <w:rFonts w:ascii="Sakkal Majalla" w:hAnsi="Sakkal Majalla" w:cs="Sakkal Majalla"/>
+          <w:b/>
+          <w:bCs/>
+          <w:sz w:val="28"/>
+          <w:szCs w:val="28"/>
+          <w:rtl/>
+          <w:lang w:bidi="ar-AE"/>
+        </w:rPr>
+      </w:r>
+      <w:r>
+        <w:rPr>
+          <w:rFonts w:ascii="Sakkal Majalla" w:hAnsi="Sakkal Majalla" w:cs="Sakkal Majalla"/>
+          <w:b/>
+          <w:bCs/>
+          <w:sz w:val="28"/>
+          <w:szCs w:val="28"/>
+          <w:rtl/>
+          <w:lang w:bidi="ar-AE"/>
+        </w:rPr>
+        <w:fldChar w:fldCharType="separate"/>
+      </w:r>
+      <w:r>
+        <w:rPr>
+          <w:rStyle w:val="Hyperlink"/>
+          <w:rFonts w:ascii="Sakkal Majalla" w:hAnsi="Sakkal Majalla" w:cs="Sakkal Majalla" w:hint="cs"/>
+          <w:b/>
+          <w:bCs/>
+          <w:sz w:val="28"/>
+          <w:szCs w:val="28"/>
+          <w:rtl/>
+          <w:lang w:bidi="ar-AE"/>
+        </w:rPr>
+        <w:t xml:space="preserve">التدقيق في القراءة </w:t>
+      </w:r>
+      <w:r>
+        <w:rPr>
+          <w:rStyle w:val="Hyperlink"/>
+          <w:rFonts w:ascii="Sakkal Majalla" w:hAnsi="Sakkal Majalla" w:cs="Sakkal Majalla"/>
+          <w:b/>
+          <w:bCs/>
+          <w:sz w:val="28"/>
+          <w:szCs w:val="28"/>
+          <w:rtl/>
+          <w:lang w:bidi="ar-AE"/>
+        </w:rPr>
+        <w:t>–</w:t>
+      </w:r>
+      <w:r>
+        <w:rPr>
+          <w:rStyle w:val="Hyperlink"/>
+          <w:rFonts w:ascii="Sakkal Majalla" w:hAnsi="Sakkal Majalla" w:cs="Sakkal Majalla" w:hint="cs"/>
+          <w:b/>
+          <w:bCs/>
+          <w:sz w:val="28"/>
+          <w:szCs w:val="28"/>
+          <w:rtl/>
+          <w:lang w:bidi="ar-AE"/>
+        </w:rPr>
+        <w:t xml:space="preserve"> تخصيص الخطايا؟</w:t>
+      </w:r>
+      <w:r>
+        <w:rPr>
+          <w:rFonts w:ascii="Sakkal Majalla" w:hAnsi="Sakkal Majalla" w:cs="Sakkal Majalla"/>
+          <w:b/>
+          <w:bCs/>
+          <w:sz w:val="28"/>
+          <w:szCs w:val="28"/>
+          <w:rtl/>
+          <w:lang w:bidi="ar-AE"/>
+        </w:rPr>
+        <w:fldChar w:fldCharType="end"/>
+      </w:r>
+      <w:bookmarkStart w:id="0" w:name="_GoBack"/>
+      <w:bookmarkEnd w:id="0"/>
     </w:p>
     <w:p>
       <w:pPr>
-        <w:rPr>
-          <w:sz w:val="44"/>
-          <w:szCs w:val="44"/>
-          <w:rtl/>
-        </w:rPr>
-      </w:pPr>
-      <w:r>
-        <w:rPr>
-          <w:rFonts w:hint="cs"/>
-          <w:sz w:val="44"/>
-          <w:szCs w:val="44"/>
-          <w:rtl/>
-        </w:rPr>
-        <w:t>"</w:t>
-      </w:r>
-      <w:r>
-        <w:rPr>
-          <w:rFonts w:ascii="Times New Roman" w:hAnsi="Times New Roman" w:cs="Times New Roman" w:hint="cs"/>
-          <w:sz w:val="44"/>
-          <w:szCs w:val="44"/>
-          <w:rtl/>
-        </w:rPr>
-        <w:t>​</w:t>
-      </w:r>
-      <w:r>
-        <w:rPr>
-          <w:rFonts w:hint="cs"/>
-          <w:sz w:val="44"/>
-          <w:szCs w:val="44"/>
-          <w:rtl/>
-        </w:rPr>
-        <w:t>كُلُّ</w:t>
-      </w:r>
-      <w:r>
-        <w:rPr>
-          <w:sz w:val="44"/>
-          <w:szCs w:val="44"/>
-          <w:rtl/>
+        <w:jc w:val="both"/>
+        <w:rPr>
+          <w:rFonts w:ascii="Sakkal Majalla" w:hAnsi="Sakkal Majalla" w:cs="Sakkal Majalla"/>
+          <w:b/>
+          <w:bCs/>
+          <w:sz w:val="28"/>
+          <w:szCs w:val="28"/>
+          <w:rtl/>
+          <w:lang w:bidi="ar-AE"/>
+        </w:rPr>
+      </w:pPr>
+      <w:proofErr w:type="spellStart"/>
+      <w:r>
+        <w:rPr>
+          <w:rFonts w:ascii="Sakkal Majalla" w:hAnsi="Sakkal Majalla" w:cs="Sakkal Majalla" w:hint="cs"/>
+          <w:b/>
+          <w:bCs/>
+          <w:sz w:val="28"/>
+          <w:szCs w:val="28"/>
+          <w:rtl/>
+          <w:lang w:bidi="ar-AE"/>
+        </w:rPr>
+        <w:t>جيريد</w:t>
+      </w:r>
+      <w:proofErr w:type="spellEnd"/>
+      <w:r>
+        <w:rPr>
+          <w:rFonts w:ascii="Sakkal Majalla" w:hAnsi="Sakkal Majalla" w:cs="Sakkal Majalla" w:hint="cs"/>
+          <w:b/>
+          <w:bCs/>
+          <w:sz w:val="28"/>
+          <w:szCs w:val="28"/>
+          <w:rtl/>
+          <w:lang w:bidi="ar-AE"/>
         </w:rPr>
         <w:t xml:space="preserve"> </w:t>
       </w:r>
-      <w:r>
-        <w:rPr>
-          <w:rFonts w:hint="cs"/>
-          <w:sz w:val="44"/>
-          <w:szCs w:val="44"/>
-          <w:rtl/>
-        </w:rPr>
-        <w:t>مَنْ</w:t>
-      </w:r>
-      <w:r>
-        <w:rPr>
-          <w:sz w:val="44"/>
-          <w:szCs w:val="44"/>
-          <w:rtl/>
-        </w:rPr>
-        <w:t xml:space="preserve"> </w:t>
-      </w:r>
-      <w:r>
-        <w:rPr>
-          <w:rFonts w:hint="cs"/>
-          <w:sz w:val="44"/>
-          <w:szCs w:val="44"/>
-          <w:rtl/>
-        </w:rPr>
-        <w:t>هُوَ</w:t>
-      </w:r>
-      <w:r>
-        <w:rPr>
-          <w:sz w:val="44"/>
-          <w:szCs w:val="44"/>
-          <w:rtl/>
-        </w:rPr>
-        <w:t xml:space="preserve"> </w:t>
-      </w:r>
-      <w:r>
-        <w:rPr>
-          <w:rFonts w:hint="cs"/>
-          <w:sz w:val="44"/>
-          <w:szCs w:val="44"/>
-          <w:rtl/>
-        </w:rPr>
-        <w:t>مَوْلُودٌ</w:t>
-      </w:r>
-      <w:r>
-        <w:rPr>
-          <w:sz w:val="44"/>
-          <w:szCs w:val="44"/>
-          <w:rtl/>
-        </w:rPr>
-        <w:t xml:space="preserve"> </w:t>
-      </w:r>
-      <w:r>
-        <w:rPr>
-          <w:rFonts w:hint="cs"/>
-          <w:sz w:val="44"/>
-          <w:szCs w:val="44"/>
-          <w:rtl/>
-        </w:rPr>
-        <w:t>مِنَ</w:t>
-      </w:r>
-      <w:r>
-        <w:rPr>
-          <w:sz w:val="44"/>
-          <w:szCs w:val="44"/>
-          <w:rtl/>
-        </w:rPr>
-        <w:t xml:space="preserve"> </w:t>
-      </w:r>
-      <w:r>
-        <w:rPr>
-          <w:rFonts w:hint="cs"/>
-          <w:sz w:val="44"/>
-          <w:szCs w:val="44"/>
-          <w:rtl/>
-        </w:rPr>
-        <w:t>اللهِ</w:t>
-      </w:r>
-      <w:r>
-        <w:rPr>
-          <w:sz w:val="44"/>
-          <w:szCs w:val="44"/>
-          <w:rtl/>
-        </w:rPr>
-        <w:t xml:space="preserve"> </w:t>
-      </w:r>
-      <w:r>
-        <w:rPr>
-          <w:rFonts w:hint="cs"/>
-          <w:sz w:val="44"/>
-          <w:szCs w:val="44"/>
-          <w:rtl/>
-        </w:rPr>
-        <w:t>لاَ</w:t>
-      </w:r>
-      <w:r>
-        <w:rPr>
-          <w:sz w:val="44"/>
-          <w:szCs w:val="44"/>
-          <w:rtl/>
-        </w:rPr>
-        <w:t xml:space="preserve"> </w:t>
-      </w:r>
-      <w:r>
-        <w:rPr>
-          <w:rFonts w:hint="cs"/>
-          <w:sz w:val="44"/>
-          <w:szCs w:val="44"/>
-          <w:rtl/>
-        </w:rPr>
-        <w:t>يَفْعَلُ</w:t>
-      </w:r>
-      <w:r>
-        <w:rPr>
-          <w:sz w:val="44"/>
-          <w:szCs w:val="44"/>
-          <w:rtl/>
-        </w:rPr>
-        <w:t xml:space="preserve"> </w:t>
-      </w:r>
-      <w:r>
-        <w:rPr>
-          <w:rFonts w:hint="cs"/>
-          <w:sz w:val="44"/>
-          <w:szCs w:val="44"/>
-          <w:rtl/>
-        </w:rPr>
-        <w:t>خَطِيَّةً،</w:t>
-      </w:r>
-      <w:r>
-        <w:rPr>
-          <w:sz w:val="44"/>
-          <w:szCs w:val="44"/>
-          <w:rtl/>
-        </w:rPr>
-        <w:t xml:space="preserve"> </w:t>
-      </w:r>
-      <w:r>
-        <w:rPr>
-          <w:rFonts w:hint="cs"/>
-          <w:sz w:val="44"/>
-          <w:szCs w:val="44"/>
-          <w:rtl/>
-        </w:rPr>
-        <w:t>لأَنَّ</w:t>
-      </w:r>
-      <w:r>
-        <w:rPr>
-          <w:sz w:val="44"/>
-          <w:szCs w:val="44"/>
-          <w:rtl/>
-        </w:rPr>
-        <w:t xml:space="preserve"> </w:t>
-      </w:r>
-      <w:r>
-        <w:rPr>
-          <w:rFonts w:hint="cs"/>
-          <w:sz w:val="44"/>
-          <w:szCs w:val="44"/>
-          <w:rtl/>
-        </w:rPr>
-        <w:t>زَرْعَهُ</w:t>
-      </w:r>
-      <w:r>
-        <w:rPr>
-          <w:sz w:val="44"/>
-          <w:szCs w:val="44"/>
-          <w:rtl/>
-        </w:rPr>
-        <w:t xml:space="preserve"> </w:t>
-      </w:r>
-      <w:r>
-        <w:rPr>
-          <w:rFonts w:hint="cs"/>
-          <w:sz w:val="44"/>
-          <w:szCs w:val="44"/>
-          <w:rtl/>
-        </w:rPr>
-        <w:t>يَثْبُتُ</w:t>
-      </w:r>
-      <w:r>
-        <w:rPr>
-          <w:sz w:val="44"/>
-          <w:szCs w:val="44"/>
-          <w:rtl/>
-        </w:rPr>
-        <w:t xml:space="preserve"> </w:t>
-      </w:r>
-      <w:r>
-        <w:rPr>
-          <w:rFonts w:hint="cs"/>
-          <w:sz w:val="44"/>
-          <w:szCs w:val="44"/>
-          <w:rtl/>
-        </w:rPr>
-        <w:t>فِيهِ،</w:t>
-      </w:r>
-      <w:r>
-        <w:rPr>
-          <w:sz w:val="44"/>
-          <w:szCs w:val="44"/>
-          <w:rtl/>
-        </w:rPr>
-        <w:t xml:space="preserve"> </w:t>
-      </w:r>
-      <w:r>
-        <w:rPr>
-          <w:rFonts w:hint="cs"/>
-          <w:sz w:val="44"/>
-          <w:szCs w:val="44"/>
-          <w:rtl/>
-        </w:rPr>
-        <w:t>وَلاَ</w:t>
-      </w:r>
-      <w:r>
-        <w:rPr>
-          <w:sz w:val="44"/>
-          <w:szCs w:val="44"/>
-          <w:rtl/>
-        </w:rPr>
-        <w:t xml:space="preserve"> </w:t>
-      </w:r>
-      <w:r>
-        <w:rPr>
-          <w:rFonts w:hint="cs"/>
-          <w:sz w:val="44"/>
-          <w:szCs w:val="44"/>
-          <w:rtl/>
-        </w:rPr>
-        <w:t>يَسْتَطِيعُ</w:t>
-      </w:r>
-      <w:r>
-        <w:rPr>
-          <w:sz w:val="44"/>
-          <w:szCs w:val="44"/>
-          <w:rtl/>
-        </w:rPr>
-        <w:t xml:space="preserve"> </w:t>
-      </w:r>
-      <w:r>
-        <w:rPr>
-          <w:rFonts w:hint="cs"/>
-          <w:sz w:val="44"/>
-          <w:szCs w:val="44"/>
-          <w:rtl/>
-        </w:rPr>
-        <w:t>أَنْ</w:t>
-      </w:r>
-      <w:r>
-        <w:rPr>
-          <w:sz w:val="44"/>
-          <w:szCs w:val="44"/>
-          <w:rtl/>
-        </w:rPr>
-        <w:t xml:space="preserve"> </w:t>
-      </w:r>
-      <w:r>
-        <w:rPr>
-          <w:rFonts w:hint="cs"/>
-          <w:sz w:val="44"/>
-          <w:szCs w:val="44"/>
-          <w:rtl/>
-        </w:rPr>
-        <w:t>يُخْطِئَ</w:t>
-      </w:r>
-      <w:r>
-        <w:rPr>
-          <w:sz w:val="44"/>
-          <w:szCs w:val="44"/>
-          <w:rtl/>
-        </w:rPr>
-        <w:t xml:space="preserve"> </w:t>
-      </w:r>
-      <w:r>
-        <w:rPr>
-          <w:rFonts w:hint="cs"/>
-          <w:sz w:val="44"/>
-          <w:szCs w:val="44"/>
-          <w:rtl/>
-        </w:rPr>
-        <w:t>لأَنَّهُ</w:t>
-      </w:r>
-      <w:r>
-        <w:rPr>
-          <w:sz w:val="44"/>
-          <w:szCs w:val="44"/>
-          <w:rtl/>
-        </w:rPr>
-        <w:t xml:space="preserve"> </w:t>
-      </w:r>
-      <w:r>
-        <w:rPr>
-          <w:rFonts w:hint="cs"/>
-          <w:sz w:val="44"/>
-          <w:szCs w:val="44"/>
-          <w:rtl/>
-        </w:rPr>
-        <w:t>مَوْلُودٌ</w:t>
-      </w:r>
-      <w:r>
-        <w:rPr>
-          <w:sz w:val="44"/>
-          <w:szCs w:val="44"/>
-          <w:rtl/>
-        </w:rPr>
-        <w:t xml:space="preserve"> </w:t>
-      </w:r>
-      <w:r>
-        <w:rPr>
-          <w:rFonts w:hint="cs"/>
-          <w:sz w:val="44"/>
-          <w:szCs w:val="44"/>
-          <w:rtl/>
-        </w:rPr>
-        <w:t>مِنَ</w:t>
-      </w:r>
-      <w:r>
-        <w:rPr>
-          <w:sz w:val="44"/>
-          <w:szCs w:val="44"/>
-          <w:rtl/>
-        </w:rPr>
-        <w:t xml:space="preserve"> </w:t>
-      </w:r>
-      <w:r>
-        <w:rPr>
-          <w:rFonts w:hint="cs"/>
-          <w:sz w:val="44"/>
-          <w:szCs w:val="44"/>
-          <w:rtl/>
-        </w:rPr>
-        <w:t>اللهِ</w:t>
-      </w:r>
-      <w:r>
-        <w:rPr>
-          <w:sz w:val="44"/>
-          <w:szCs w:val="44"/>
-          <w:rtl/>
-        </w:rPr>
-        <w:t>.</w:t>
-      </w:r>
-      <w:r>
-        <w:rPr>
-          <w:rFonts w:hint="cs"/>
-          <w:sz w:val="44"/>
-          <w:szCs w:val="44"/>
-          <w:rtl/>
-        </w:rPr>
-        <w:t>" (1. يوحنا 3: 9).</w:t>
-      </w:r>
+      <w:proofErr w:type="spellStart"/>
+      <w:r>
+        <w:rPr>
+          <w:rFonts w:ascii="Sakkal Majalla" w:hAnsi="Sakkal Majalla" w:cs="Sakkal Majalla" w:hint="cs"/>
+          <w:b/>
+          <w:bCs/>
+          <w:sz w:val="28"/>
+          <w:szCs w:val="28"/>
+          <w:rtl/>
+          <w:lang w:bidi="ar-AE"/>
+        </w:rPr>
+        <w:t>زيتسر</w:t>
+      </w:r>
+      <w:proofErr w:type="spellEnd"/>
     </w:p>
     <w:p>
       <w:pPr>
-        <w:rPr>
-          <w:sz w:val="44"/>
-          <w:szCs w:val="44"/>
-          <w:rtl/>
-        </w:rPr>
-      </w:pPr>
-      <w:r>
-        <w:rPr>
-          <w:rFonts w:hint="cs"/>
-          <w:sz w:val="44"/>
-          <w:szCs w:val="44"/>
-          <w:rtl/>
-        </w:rPr>
-        <w:t>إنها نعمة الله التي تعمل في نفس المؤمن والتي تجعله يفرح بالقداسة والبرّ والطاعة نحو مشيئة الله، لأن الفرح الحقيقي يجده في خدمته للرب يسوع المسيح.</w:t>
+        <w:jc w:val="both"/>
+        <w:rPr>
+          <w:rFonts w:ascii="Sakkal Majalla" w:hAnsi="Sakkal Majalla" w:cs="Sakkal Majalla"/>
+          <w:b/>
+          <w:bCs/>
+          <w:sz w:val="28"/>
+          <w:szCs w:val="28"/>
+          <w:rtl/>
+          <w:lang w:bidi="ar-AE"/>
+        </w:rPr>
+      </w:pPr>
+      <w:r>
+        <w:rPr>
+          <w:rFonts w:ascii="Sakkal Majalla" w:hAnsi="Sakkal Majalla" w:cs="Sakkal Majalla" w:hint="cs"/>
+          <w:b/>
+          <w:bCs/>
+          <w:sz w:val="28"/>
+          <w:szCs w:val="28"/>
+          <w:rtl/>
+          <w:lang w:bidi="ar-AE"/>
+        </w:rPr>
+        <w:t>مزمور 69: 5</w:t>
       </w:r>
     </w:p>
     <w:p>
       <w:pPr>
-        <w:rPr>
-          <w:sz w:val="44"/>
-          <w:szCs w:val="44"/>
-          <w:rtl/>
-        </w:rPr>
-      </w:pPr>
-      <w:r>
-        <w:rPr>
-          <w:rFonts w:hint="cs"/>
-          <w:sz w:val="44"/>
-          <w:szCs w:val="44"/>
-          <w:rtl/>
-        </w:rPr>
-        <w:t>أنا أتذكر رجلاً عاش حياة مليئة بالخطايا. من بعد توبته قال له أحد أصدقاؤه: "بيل، أنا</w:t>
-      </w:r>
-      <w:r>
-        <w:rPr>
-          <w:rFonts w:hint="cs"/>
-          <w:sz w:val="44"/>
-          <w:szCs w:val="44"/>
-          <w:rtl/>
-        </w:rPr>
-        <w:t xml:space="preserve"> حزين لأجلك </w:t>
-      </w:r>
-      <w:r>
-        <w:rPr>
-          <w:sz w:val="44"/>
-          <w:szCs w:val="44"/>
-          <w:rtl/>
-        </w:rPr>
-        <w:t>–</w:t>
-      </w:r>
-      <w:r>
-        <w:rPr>
-          <w:rFonts w:hint="cs"/>
-          <w:sz w:val="44"/>
-          <w:szCs w:val="44"/>
-          <w:rtl/>
-        </w:rPr>
-        <w:t xml:space="preserve"> أنت كنت تطير مثل العصفور، والآن أصبحت تجلس طيلة الوقت، إما أنك تذهب إلى الكنيسة أو تجلس في البيت تقرأ الكتاب المقدس وتصلي؛ فأنت لن تعود تتمتّع كما في الماضي." "آهٍ يا بوب"، قال الرجل، "أنت لا تفهم الموضوع. فأنا أسكر متى ما أردت، وأذهب للمسارح متى ما شئت ذلك. وأذهب للرقص متى ما أردت ذلك. وألعب أوراق الشدّة أو ألعاب الحظّ متى ما أردتُ أنا ذلك</w:t>
-      </w:r>
-      <w:r>
-        <w:rPr>
-          <w:rFonts w:hint="cs"/>
-          <w:sz w:val="44"/>
-          <w:szCs w:val="44"/>
-          <w:rtl/>
-        </w:rPr>
-        <w:t>." "إذًا"، قال له صديقه، "فأنا فعلاً كنت أفهم الموضوع بشكل غير صحيح. فأنا اعتقدت أنك كنت مجبرًا بأن تتخلّى عن كل هذه الأمور لكي تكون مسيحيًا." "كلا يا بوب"، قال له بيل، "الرب أخذ مني إرادتي حينما خلّصني، وجعلني خليقة جديدة في المسيح يسوع."</w:t>
+        <w:jc w:val="both"/>
+        <w:rPr>
+          <w:rFonts w:ascii="Sakkal Majalla" w:hAnsi="Sakkal Majalla" w:cs="Sakkal Majalla"/>
+          <w:sz w:val="28"/>
+          <w:szCs w:val="28"/>
+          <w:rtl/>
+          <w:lang w:bidi="ar-AE"/>
+        </w:rPr>
+      </w:pPr>
+      <w:r>
+        <w:rPr>
+          <w:rFonts w:ascii="Sakkal Majalla" w:hAnsi="Sakkal Majalla" w:cs="Sakkal Majalla" w:hint="cs"/>
+          <w:sz w:val="28"/>
+          <w:szCs w:val="28"/>
+          <w:rtl/>
+          <w:lang w:bidi="ar-AE"/>
+        </w:rPr>
+        <w:t xml:space="preserve">إننا في المزامير المدعوة </w:t>
+      </w:r>
+      <w:proofErr w:type="spellStart"/>
+      <w:r>
+        <w:rPr>
+          <w:rFonts w:ascii="Sakkal Majalla" w:hAnsi="Sakkal Majalla" w:cs="Sakkal Majalla" w:hint="cs"/>
+          <w:sz w:val="28"/>
+          <w:szCs w:val="28"/>
+          <w:rtl/>
+          <w:lang w:bidi="ar-AE"/>
+        </w:rPr>
+        <w:t>بالمسياوية</w:t>
+      </w:r>
+      <w:proofErr w:type="spellEnd"/>
+      <w:r>
+        <w:rPr>
+          <w:rFonts w:ascii="Sakkal Majalla" w:hAnsi="Sakkal Majalla" w:cs="Sakkal Majalla" w:hint="cs"/>
+          <w:sz w:val="28"/>
+          <w:szCs w:val="28"/>
+          <w:rtl/>
+          <w:lang w:bidi="ar-AE"/>
+        </w:rPr>
+        <w:t xml:space="preserve"> نتصادم بأقوال من الصعب جدًا أن نُنسبها للمسيح. إن هذا غالبًا ما يؤدي إلى مناورات في نواحي النظر المختلفة. ومثال أساسي </w:t>
+      </w:r>
+      <w:r>
+        <w:rPr>
+          <w:rFonts w:ascii="Sakkal Majalla" w:hAnsi="Sakkal Majalla" w:cs="Sakkal Majalla" w:hint="cs"/>
+          <w:sz w:val="28"/>
+          <w:szCs w:val="28"/>
+          <w:rtl/>
+          <w:lang w:bidi="ar-AE"/>
+        </w:rPr>
+        <w:t>في</w:t>
+      </w:r>
+      <w:r>
+        <w:rPr>
+          <w:rFonts w:ascii="Sakkal Majalla" w:hAnsi="Sakkal Majalla" w:cs="Sakkal Majalla" w:hint="cs"/>
+          <w:sz w:val="28"/>
+          <w:szCs w:val="28"/>
+          <w:rtl/>
+          <w:lang w:bidi="ar-AE"/>
+        </w:rPr>
+        <w:t xml:space="preserve"> هذا الأمر هو مزمور 69: 5. مكتوب هناك: "</w:t>
+      </w:r>
+      <w:r>
+        <w:rPr>
+          <w:rFonts w:ascii="Sakkal Majalla" w:hAnsi="Sakkal Majalla" w:cs="Sakkal Majalla" w:hint="cs"/>
+          <w:sz w:val="28"/>
+          <w:szCs w:val="28"/>
+          <w:rtl/>
+          <w:lang w:bidi="ar-AE"/>
+        </w:rPr>
+        <w:t>يَا</w:t>
+      </w:r>
+      <w:r>
+        <w:rPr>
+          <w:rFonts w:ascii="Sakkal Majalla" w:hAnsi="Sakkal Majalla" w:cs="Sakkal Majalla"/>
+          <w:sz w:val="28"/>
+          <w:szCs w:val="28"/>
+          <w:rtl/>
+          <w:lang w:bidi="ar-AE"/>
+        </w:rPr>
+        <w:t xml:space="preserve"> </w:t>
+      </w:r>
+      <w:r>
+        <w:rPr>
+          <w:rFonts w:ascii="Sakkal Majalla" w:hAnsi="Sakkal Majalla" w:cs="Sakkal Majalla" w:hint="cs"/>
+          <w:sz w:val="28"/>
+          <w:szCs w:val="28"/>
+          <w:rtl/>
+          <w:lang w:bidi="ar-AE"/>
+        </w:rPr>
+        <w:t>اَللهُ</w:t>
+      </w:r>
+      <w:r>
+        <w:rPr>
+          <w:rFonts w:ascii="Sakkal Majalla" w:hAnsi="Sakkal Majalla" w:cs="Sakkal Majalla"/>
+          <w:sz w:val="28"/>
+          <w:szCs w:val="28"/>
+          <w:rtl/>
+          <w:lang w:bidi="ar-AE"/>
+        </w:rPr>
+        <w:t xml:space="preserve"> </w:t>
+      </w:r>
+      <w:r>
+        <w:rPr>
+          <w:rFonts w:ascii="Sakkal Majalla" w:hAnsi="Sakkal Majalla" w:cs="Sakkal Majalla" w:hint="cs"/>
+          <w:sz w:val="28"/>
+          <w:szCs w:val="28"/>
+          <w:rtl/>
+          <w:lang w:bidi="ar-AE"/>
+        </w:rPr>
+        <w:t>أَنْتَ</w:t>
+      </w:r>
+      <w:r>
+        <w:rPr>
+          <w:rFonts w:ascii="Sakkal Majalla" w:hAnsi="Sakkal Majalla" w:cs="Sakkal Majalla"/>
+          <w:sz w:val="28"/>
+          <w:szCs w:val="28"/>
+          <w:rtl/>
+          <w:lang w:bidi="ar-AE"/>
+        </w:rPr>
+        <w:t xml:space="preserve"> </w:t>
+      </w:r>
+      <w:r>
+        <w:rPr>
+          <w:rFonts w:ascii="Sakkal Majalla" w:hAnsi="Sakkal Majalla" w:cs="Sakkal Majalla" w:hint="cs"/>
+          <w:sz w:val="28"/>
+          <w:szCs w:val="28"/>
+          <w:rtl/>
+          <w:lang w:bidi="ar-AE"/>
+        </w:rPr>
+        <w:t>عَرَفْتَ</w:t>
+      </w:r>
+      <w:r>
+        <w:rPr>
+          <w:rFonts w:ascii="Sakkal Majalla" w:hAnsi="Sakkal Majalla" w:cs="Sakkal Majalla"/>
+          <w:sz w:val="28"/>
+          <w:szCs w:val="28"/>
+          <w:rtl/>
+          <w:lang w:bidi="ar-AE"/>
+        </w:rPr>
+        <w:t xml:space="preserve"> </w:t>
+      </w:r>
+      <w:r>
+        <w:rPr>
+          <w:rFonts w:ascii="Sakkal Majalla" w:hAnsi="Sakkal Majalla" w:cs="Sakkal Majalla" w:hint="cs"/>
+          <w:sz w:val="28"/>
+          <w:szCs w:val="28"/>
+          <w:rtl/>
+          <w:lang w:bidi="ar-AE"/>
+        </w:rPr>
+        <w:t>حَمَاقَتِي،</w:t>
+      </w:r>
+      <w:r>
+        <w:rPr>
+          <w:rFonts w:ascii="Sakkal Majalla" w:hAnsi="Sakkal Majalla" w:cs="Sakkal Majalla"/>
+          <w:sz w:val="28"/>
+          <w:szCs w:val="28"/>
+          <w:rtl/>
+          <w:lang w:bidi="ar-AE"/>
+        </w:rPr>
+        <w:t xml:space="preserve"> </w:t>
+      </w:r>
+      <w:r>
+        <w:rPr>
+          <w:rFonts w:ascii="Sakkal Majalla" w:hAnsi="Sakkal Majalla" w:cs="Sakkal Majalla" w:hint="cs"/>
+          <w:sz w:val="28"/>
+          <w:szCs w:val="28"/>
+          <w:rtl/>
+          <w:lang w:bidi="ar-AE"/>
+        </w:rPr>
+        <w:t>وَذُنُوبِي</w:t>
+      </w:r>
+      <w:r>
+        <w:rPr>
+          <w:rFonts w:ascii="Sakkal Majalla" w:hAnsi="Sakkal Majalla" w:cs="Sakkal Majalla"/>
+          <w:sz w:val="28"/>
+          <w:szCs w:val="28"/>
+          <w:rtl/>
+          <w:lang w:bidi="ar-AE"/>
+        </w:rPr>
+        <w:t xml:space="preserve"> </w:t>
+      </w:r>
+      <w:r>
+        <w:rPr>
+          <w:rFonts w:ascii="Sakkal Majalla" w:hAnsi="Sakkal Majalla" w:cs="Sakkal Majalla" w:hint="cs"/>
+          <w:sz w:val="28"/>
+          <w:szCs w:val="28"/>
+          <w:rtl/>
+          <w:lang w:bidi="ar-AE"/>
+        </w:rPr>
+        <w:t>عَنْكَ</w:t>
+      </w:r>
+      <w:r>
+        <w:rPr>
+          <w:rFonts w:ascii="Sakkal Majalla" w:hAnsi="Sakkal Majalla" w:cs="Sakkal Majalla"/>
+          <w:sz w:val="28"/>
+          <w:szCs w:val="28"/>
+          <w:rtl/>
+          <w:lang w:bidi="ar-AE"/>
+        </w:rPr>
+        <w:t xml:space="preserve"> </w:t>
+      </w:r>
+      <w:r>
+        <w:rPr>
+          <w:rFonts w:ascii="Sakkal Majalla" w:hAnsi="Sakkal Majalla" w:cs="Sakkal Majalla" w:hint="cs"/>
+          <w:sz w:val="28"/>
+          <w:szCs w:val="28"/>
+          <w:rtl/>
+          <w:lang w:bidi="ar-AE"/>
+        </w:rPr>
+        <w:t>لَمْ</w:t>
+      </w:r>
+      <w:r>
+        <w:rPr>
+          <w:rFonts w:ascii="Sakkal Majalla" w:hAnsi="Sakkal Majalla" w:cs="Sakkal Majalla"/>
+          <w:sz w:val="28"/>
+          <w:szCs w:val="28"/>
+          <w:rtl/>
+          <w:lang w:bidi="ar-AE"/>
+        </w:rPr>
+        <w:t xml:space="preserve"> </w:t>
+      </w:r>
+      <w:r>
+        <w:rPr>
+          <w:rFonts w:ascii="Sakkal Majalla" w:hAnsi="Sakkal Majalla" w:cs="Sakkal Majalla" w:hint="cs"/>
+          <w:sz w:val="28"/>
+          <w:szCs w:val="28"/>
+          <w:rtl/>
+          <w:lang w:bidi="ar-AE"/>
+        </w:rPr>
+        <w:t>تَخْفَ</w:t>
+      </w:r>
+      <w:r>
+        <w:rPr>
+          <w:rFonts w:ascii="Sakkal Majalla" w:hAnsi="Sakkal Majalla" w:cs="Sakkal Majalla"/>
+          <w:sz w:val="28"/>
+          <w:szCs w:val="28"/>
+          <w:rtl/>
+          <w:lang w:bidi="ar-AE"/>
+        </w:rPr>
+        <w:t>.</w:t>
+      </w:r>
+      <w:r>
+        <w:rPr>
+          <w:rFonts w:ascii="Sakkal Majalla" w:hAnsi="Sakkal Majalla" w:cs="Sakkal Majalla" w:hint="cs"/>
+          <w:sz w:val="28"/>
+          <w:szCs w:val="28"/>
+          <w:rtl/>
+          <w:lang w:bidi="ar-AE"/>
+        </w:rPr>
+        <w:t>" وموضع آخر يشابهه مزمور 40: 12.</w:t>
       </w:r>
     </w:p>
     <w:p>
       <w:pPr>
-        <w:rPr>
-          <w:sz w:val="44"/>
-          <w:szCs w:val="44"/>
-          <w:rtl/>
-        </w:rPr>
-      </w:pPr>
-      <w:r>
-        <w:rPr>
-          <w:rFonts w:hint="cs"/>
-          <w:sz w:val="44"/>
-          <w:szCs w:val="44"/>
-          <w:rtl/>
-        </w:rPr>
-        <w:t>إن كنّا قد وُلدنا من الله، فقد حصلنا على حياة جديدة وهذه الحياة لها طبيعة خاصة فيها، طبيعة تكره الخطية والنجاسة وتفرح بالقداسة والفضيلة.</w:t>
+        <w:jc w:val="both"/>
+        <w:rPr>
+          <w:rFonts w:ascii="Sakkal Majalla" w:hAnsi="Sakkal Majalla" w:cs="Sakkal Majalla"/>
+          <w:sz w:val="28"/>
+          <w:szCs w:val="28"/>
+          <w:rtl/>
+          <w:lang w:bidi="ar-AE"/>
+        </w:rPr>
+      </w:pPr>
+      <w:r>
+        <w:rPr>
+          <w:rFonts w:ascii="Sakkal Majalla" w:hAnsi="Sakkal Majalla" w:cs="Sakkal Majalla" w:hint="cs"/>
+          <w:sz w:val="28"/>
+          <w:szCs w:val="28"/>
+          <w:rtl/>
+          <w:lang w:bidi="ar-AE"/>
+        </w:rPr>
+        <w:t>كيف يمكن أن نُ</w:t>
+      </w:r>
+      <w:r>
+        <w:rPr>
+          <w:rFonts w:ascii="Sakkal Majalla" w:hAnsi="Sakkal Majalla" w:cs="Sakkal Majalla" w:hint="cs"/>
+          <w:sz w:val="28"/>
+          <w:szCs w:val="28"/>
+          <w:rtl/>
+          <w:lang w:bidi="ar-AE"/>
+        </w:rPr>
+        <w:t>ن</w:t>
+      </w:r>
+      <w:r>
+        <w:rPr>
+          <w:rFonts w:ascii="Sakkal Majalla" w:hAnsi="Sakkal Majalla" w:cs="Sakkal Majalla" w:hint="cs"/>
+          <w:sz w:val="28"/>
+          <w:szCs w:val="28"/>
+          <w:rtl/>
+          <w:lang w:bidi="ar-AE"/>
+        </w:rPr>
+        <w:t xml:space="preserve">سب هذا للمسيح؟ </w:t>
+      </w:r>
+      <w:r>
+        <w:rPr>
+          <w:rFonts w:ascii="Sakkal Majalla" w:hAnsi="Sakkal Majalla" w:cs="Sakkal Majalla" w:hint="cs"/>
+          <w:sz w:val="28"/>
+          <w:szCs w:val="28"/>
+          <w:rtl/>
+          <w:lang w:bidi="ar-AE"/>
+        </w:rPr>
+        <w:t>ل</w:t>
+      </w:r>
+      <w:r>
+        <w:rPr>
+          <w:rFonts w:ascii="Sakkal Majalla" w:hAnsi="Sakkal Majalla" w:cs="Sakkal Majalla" w:hint="cs"/>
+          <w:sz w:val="28"/>
+          <w:szCs w:val="28"/>
+          <w:rtl/>
+          <w:lang w:bidi="ar-AE"/>
+        </w:rPr>
+        <w:t>كل مسيحي يحق أن يكون واضحًا بأن المسيح كان بلا حماقة وبلا ذنوب. وعندها يقول المرء</w:t>
+      </w:r>
+      <w:r>
+        <w:rPr>
+          <w:rFonts w:ascii="Sakkal Majalla" w:hAnsi="Sakkal Majalla" w:cs="Sakkal Majalla" w:hint="cs"/>
+          <w:sz w:val="28"/>
+          <w:szCs w:val="28"/>
+          <w:rtl/>
+          <w:lang w:bidi="ar-AE"/>
+        </w:rPr>
+        <w:t xml:space="preserve"> بأن</w:t>
+      </w:r>
+      <w:r>
+        <w:rPr>
+          <w:rFonts w:ascii="Sakkal Majalla" w:hAnsi="Sakkal Majalla" w:cs="Sakkal Majalla" w:hint="cs"/>
+          <w:sz w:val="28"/>
+          <w:szCs w:val="28"/>
+          <w:rtl/>
+          <w:lang w:bidi="ar-AE"/>
+        </w:rPr>
+        <w:t>: "المسيح جعل خطايانا خطاياه هو."</w:t>
       </w:r>
     </w:p>
     <w:p>
       <w:pPr>
-        <w:bidi w:val="0"/>
-        <w:rPr>
-          <w:sz w:val="44"/>
-          <w:szCs w:val="44"/>
-        </w:rPr>
-      </w:pPr>
-      <w:r>
-        <w:rPr>
-          <w:rFonts w:hint="cs"/>
-          <w:sz w:val="44"/>
-          <w:szCs w:val="44"/>
-          <w:rtl/>
-        </w:rPr>
-        <w:t>هنري إيرونسايد</w:t>
+        <w:jc w:val="both"/>
+        <w:rPr>
+          <w:rFonts w:ascii="Sakkal Majalla" w:hAnsi="Sakkal Majalla" w:cs="Sakkal Majalla"/>
+          <w:sz w:val="28"/>
+          <w:szCs w:val="28"/>
+          <w:rtl/>
+          <w:lang w:bidi="ar-AE"/>
+        </w:rPr>
+      </w:pPr>
+      <w:r>
+        <w:rPr>
+          <w:rFonts w:ascii="Sakkal Majalla" w:hAnsi="Sakkal Majalla" w:cs="Sakkal Majalla" w:hint="cs"/>
+          <w:sz w:val="28"/>
+          <w:szCs w:val="28"/>
+          <w:rtl/>
+          <w:lang w:bidi="ar-AE"/>
+        </w:rPr>
+        <w:t xml:space="preserve">لكن هل في الكتاب إثبات على ذلك؟ هل هنالك فكرة في أي مكان، بأن المرء يمكنه أن يخصص لنفسه خطايا آخرين؟ المسيح حمل خطايانا في جسده على الخشبة. هذا يقوله الكتاب (1. بطرس 2: 24). </w:t>
+      </w:r>
+      <w:r>
+        <w:rPr>
+          <w:rFonts w:ascii="Sakkal Majalla" w:hAnsi="Sakkal Majalla" w:cs="Sakkal Majalla" w:hint="cs"/>
+          <w:sz w:val="28"/>
+          <w:szCs w:val="28"/>
+          <w:rtl/>
+          <w:lang w:bidi="ar-AE"/>
+        </w:rPr>
+        <w:t>المسيح لم تكن لديه خطايا البتة (ولا أي نوع منها)! الرب يسوع لم يكن عليه أن يعترف بخطاياه. هذه ليست لغة المسيح. غير أنها لغة روح المسيح في المؤمنين (مؤمني البقية اليهودية).</w:t>
+      </w:r>
+    </w:p>
+    <w:p>
+      <w:pPr>
+        <w:jc w:val="both"/>
+        <w:rPr>
+          <w:rFonts w:ascii="Sakkal Majalla" w:hAnsi="Sakkal Majalla" w:cs="Sakkal Majalla"/>
+          <w:sz w:val="28"/>
+          <w:szCs w:val="28"/>
+          <w:rtl/>
+          <w:lang w:bidi="ar-AE"/>
+        </w:rPr>
+      </w:pPr>
+      <w:r>
+        <w:rPr>
+          <w:rFonts w:ascii="Sakkal Majalla" w:hAnsi="Sakkal Majalla" w:cs="Sakkal Majalla" w:hint="cs"/>
+          <w:sz w:val="28"/>
+          <w:szCs w:val="28"/>
+          <w:rtl/>
+          <w:lang w:bidi="ar-AE"/>
+        </w:rPr>
+        <w:t xml:space="preserve">مزمور 69 يصف اختبارات داود واختبارات البقية اليهودية في أيام مقبلة. وكثيرًا ما يتم التغاضي عن هذه </w:t>
+      </w:r>
+      <w:r>
+        <w:rPr>
+          <w:rFonts w:ascii="Sakkal Majalla" w:hAnsi="Sakkal Majalla" w:cs="Sakkal Majalla" w:hint="cs"/>
+          <w:sz w:val="28"/>
+          <w:szCs w:val="28"/>
+          <w:rtl/>
+          <w:lang w:bidi="ar-AE"/>
+        </w:rPr>
+        <w:t>"نظرة البقية"</w:t>
+      </w:r>
+      <w:r>
+        <w:rPr>
+          <w:rFonts w:ascii="Sakkal Majalla" w:hAnsi="Sakkal Majalla" w:cs="Sakkal Majalla" w:hint="cs"/>
+          <w:sz w:val="28"/>
+          <w:szCs w:val="28"/>
+          <w:rtl/>
+          <w:lang w:bidi="ar-AE"/>
+        </w:rPr>
+        <w:t xml:space="preserve"> </w:t>
+      </w:r>
+      <w:r>
+        <w:rPr>
+          <w:rFonts w:ascii="Sakkal Majalla" w:hAnsi="Sakkal Majalla" w:cs="Sakkal Majalla"/>
+          <w:sz w:val="28"/>
+          <w:szCs w:val="28"/>
+          <w:rtl/>
+          <w:lang w:bidi="ar-AE"/>
+        </w:rPr>
+        <w:t>–</w:t>
+      </w:r>
+      <w:r>
+        <w:rPr>
+          <w:rFonts w:ascii="Sakkal Majalla" w:hAnsi="Sakkal Majalla" w:cs="Sakkal Majalla" w:hint="cs"/>
+          <w:sz w:val="28"/>
+          <w:szCs w:val="28"/>
+          <w:rtl/>
+          <w:lang w:bidi="ar-AE"/>
+        </w:rPr>
+        <w:t xml:space="preserve"> ولكنها قائمة. فالمسيح اختبر في حياته ما سوف يختبره اليهود الأمناء في المستقبل. "</w:t>
+      </w:r>
+      <w:r>
+        <w:rPr>
+          <w:rFonts w:ascii="Sakkal Majalla" w:hAnsi="Sakkal Majalla" w:cs="Sakkal Majalla" w:hint="cs"/>
+          <w:sz w:val="28"/>
+          <w:szCs w:val="28"/>
+          <w:rtl/>
+          <w:lang w:bidi="ar-AE"/>
+        </w:rPr>
+        <w:t>ف</w:t>
+      </w:r>
+      <w:r>
+        <w:rPr>
+          <w:rFonts w:ascii="Sakkal Majalla" w:hAnsi="Sakkal Majalla" w:cs="Sakkal Majalla" w:hint="cs"/>
+          <w:sz w:val="28"/>
+          <w:szCs w:val="28"/>
+          <w:rtl/>
+          <w:lang w:bidi="ar-AE"/>
+        </w:rPr>
+        <w:t xml:space="preserve">ي كل ضيقهم تضايق"، يقول أشعياء 63: 9. لذلك سيرته منسوجة في سيرتهم. وبالتالي نحن نجد بعض الأعداد التي يمكننا أن ننسبها للمسيح، ولكن بعضها أيضًا لا يمكننا ذلك (أما روح المسيح فهو يتكلم في كل مكان). لذا فالمسيح أيضًا لم يطلب الانتقام شخصيًا البتة ما نجده كثيرًا في المزامير. كما وأنه لم يعبّر أبدًا </w:t>
+      </w:r>
+      <w:r>
+        <w:rPr>
+          <w:rFonts w:ascii="Sakkal Majalla" w:hAnsi="Sakkal Majalla" w:cs="Sakkal Majalla" w:hint="cs"/>
+          <w:sz w:val="28"/>
+          <w:szCs w:val="28"/>
+          <w:rtl/>
+          <w:lang w:bidi="ar-AE"/>
+        </w:rPr>
+        <w:t>ب</w:t>
+      </w:r>
+      <w:r>
+        <w:rPr>
+          <w:rFonts w:ascii="Sakkal Majalla" w:hAnsi="Sakkal Majalla" w:cs="Sakkal Majalla" w:hint="cs"/>
+          <w:sz w:val="28"/>
+          <w:szCs w:val="28"/>
+          <w:rtl/>
+          <w:lang w:bidi="ar-AE"/>
+        </w:rPr>
+        <w:t>ما هو مكتوب في مزمور 69. المسيح لم يقدم اعترافًا بالخطايا عن ذنبه ولم يعترف بأية حماقة.</w:t>
+      </w:r>
+    </w:p>
+    <w:p>
+      <w:pPr>
+        <w:jc w:val="both"/>
+        <w:rPr>
+          <w:rFonts w:ascii="Sakkal Majalla" w:hAnsi="Sakkal Majalla" w:cs="Sakkal Majalla"/>
+          <w:sz w:val="28"/>
+          <w:szCs w:val="28"/>
+          <w:rtl/>
+          <w:lang w:bidi="ar-AE"/>
+        </w:rPr>
+      </w:pPr>
+      <w:r>
+        <w:rPr>
+          <w:rFonts w:ascii="Sakkal Majalla" w:hAnsi="Sakkal Majalla" w:cs="Sakkal Majalla" w:hint="cs"/>
+          <w:sz w:val="28"/>
+          <w:szCs w:val="28"/>
+          <w:rtl/>
+          <w:lang w:bidi="ar-AE"/>
+        </w:rPr>
+        <w:t>لقد وضّح ذلك يوحنا داربي منذ زمن طويل في سلسلته "</w:t>
+      </w:r>
+      <w:proofErr w:type="spellStart"/>
+      <w:r>
+        <w:rPr>
+          <w:rFonts w:ascii="Sakkal Majalla" w:hAnsi="Sakkal Majalla" w:cs="Sakkal Majalla" w:hint="cs"/>
+          <w:sz w:val="28"/>
+          <w:szCs w:val="28"/>
+          <w:rtl/>
+          <w:lang w:bidi="ar-AE"/>
+        </w:rPr>
+        <w:t>السينوبسيس</w:t>
+      </w:r>
+      <w:proofErr w:type="spellEnd"/>
+      <w:r>
+        <w:rPr>
+          <w:rFonts w:ascii="Sakkal Majalla" w:hAnsi="Sakkal Majalla" w:cs="Sakkal Majalla" w:hint="cs"/>
+          <w:sz w:val="28"/>
+          <w:szCs w:val="28"/>
+          <w:rtl/>
+          <w:lang w:bidi="ar-AE"/>
+        </w:rPr>
+        <w:t>"</w:t>
+      </w:r>
+      <w:r>
+        <w:rPr>
+          <w:rFonts w:ascii="Sakkal Majalla" w:hAnsi="Sakkal Majalla" w:cs="Sakkal Majalla" w:hint="cs"/>
+          <w:sz w:val="28"/>
+          <w:szCs w:val="28"/>
+          <w:rtl/>
+          <w:lang w:bidi="ar-AE"/>
+        </w:rPr>
+        <w:t>:</w:t>
+      </w:r>
+    </w:p>
+    <w:p>
+      <w:pPr>
+        <w:jc w:val="both"/>
+        <w:rPr>
+          <w:rFonts w:ascii="Sakkal Majalla" w:hAnsi="Sakkal Majalla" w:cs="Sakkal Majalla"/>
+          <w:sz w:val="28"/>
+          <w:szCs w:val="28"/>
+          <w:rtl/>
+          <w:lang w:bidi="ar-AE"/>
+        </w:rPr>
+      </w:pPr>
+      <w:r>
+        <w:rPr>
+          <w:rFonts w:ascii="Sakkal Majalla" w:hAnsi="Sakkal Majalla" w:cs="Sakkal Majalla" w:hint="cs"/>
+          <w:sz w:val="28"/>
+          <w:szCs w:val="28"/>
+          <w:rtl/>
+          <w:lang w:bidi="ar-AE"/>
+        </w:rPr>
+        <w:t>مضمون المزمور يُشير إلى حياته؛ إلا أن وصف آلام المسيح تمتد وصولاً إلى آلامه على الصليب، لكن من دون أن تظهر فيها أي أثر للنعمة والمراحم. إنه نصيب الإنسان في هذه الآلام، ليس الترك من الله؛ ولذا يُطالَب بالدينونة على الناس، ولا يُخبَر بنعمة يسودها البر. كما ويتم الاعتراف أيضًا بتعديات أمام الله، والذي يحتمل الاضطهادات هو شخص ضربه الله. لذا فلا يمكنني إلا أن أرى المسيح في هذا المزمور في دخوله</w:t>
+      </w:r>
+      <w:r>
+        <w:rPr>
+          <w:rFonts w:ascii="Sakkal Majalla" w:hAnsi="Sakkal Majalla" w:cs="Sakkal Majalla" w:hint="cs"/>
+          <w:sz w:val="28"/>
+          <w:szCs w:val="28"/>
+          <w:rtl/>
+          <w:lang w:bidi="ar-AE"/>
+        </w:rPr>
+        <w:t xml:space="preserve"> بحياته البارة (التي بسببها احتمل العار، والتي أظهرها بشكل متكرر، طالما أن الأمر مرتبط بذات المبادئ الأساسية) بقلبه وفكره في آلام وضيقات إسرائيل، التي جلبتها على ذاتها بالنظر إلى عدالة الله بالذات. إلا أنه هنا لا يدور الأمر البتة حول الترك أو الرفض؛ فهذا كان نصيب المسيح لوحده حينما حمل الخطية وأكمل كفارتها. إلا أن إسرائيل فهي مضروبة من الله ومجروحة، والمسيح استطاع المشاركة في ذلك، لأنه بكل معنى الكلمة</w:t>
+      </w:r>
+      <w:r>
+        <w:rPr>
+          <w:rFonts w:ascii="Sakkal Majalla" w:hAnsi="Sakkal Majalla" w:cs="Sakkal Majalla" w:hint="cs"/>
+          <w:sz w:val="28"/>
+          <w:szCs w:val="28"/>
+          <w:rtl/>
+          <w:lang w:bidi="ar-AE"/>
+        </w:rPr>
+        <w:t xml:space="preserve"> كان مضروبًا من الله (بالرغم من أن هذا على العموم ليس موضوع هذا المزمور). إنه يتعلق باضطهادٍ من جانب اليهود؛ لكن المُضطهَد كان مضروبًا من الله، وقد شعر كم كان الشر (الابتعاد عن الله) رهيبًا، والذي أهانه </w:t>
+      </w:r>
+      <w:r>
+        <w:rPr>
+          <w:rFonts w:ascii="Sakkal Majalla" w:hAnsi="Sakkal Majalla" w:cs="Sakkal Majalla" w:hint="cs"/>
+          <w:sz w:val="28"/>
+          <w:szCs w:val="28"/>
+          <w:rtl/>
+          <w:lang w:bidi="ar-AE"/>
+        </w:rPr>
+        <w:lastRenderedPageBreak/>
+        <w:t>وعيّره، هو مَن تناول الكأس المريرة التي ملأتها خطايانا. المسيح ضُرب على الصليب من الله، وهو شعر بالعار والخزي اللذان الحقوه بهما.</w:t>
+      </w:r>
+    </w:p>
+    <w:p>
+      <w:pPr>
+        <w:jc w:val="both"/>
+        <w:rPr>
+          <w:rFonts w:ascii="Sakkal Majalla" w:hAnsi="Sakkal Majalla" w:cs="Sakkal Majalla"/>
+          <w:sz w:val="28"/>
+          <w:szCs w:val="28"/>
+          <w:rtl/>
+          <w:lang w:bidi="ar-AE"/>
+        </w:rPr>
+      </w:pPr>
+      <w:r>
+        <w:rPr>
+          <w:rFonts w:ascii="Sakkal Majalla" w:hAnsi="Sakkal Majalla" w:cs="Sakkal Majalla" w:hint="cs"/>
+          <w:sz w:val="28"/>
+          <w:szCs w:val="28"/>
+          <w:rtl/>
+          <w:lang w:bidi="ar-AE"/>
+        </w:rPr>
+        <w:t xml:space="preserve">فيما يتعلق بالذنوب </w:t>
+      </w:r>
+      <w:proofErr w:type="spellStart"/>
+      <w:r>
+        <w:rPr>
+          <w:rFonts w:ascii="Sakkal Majalla" w:hAnsi="Sakkal Majalla" w:cs="Sakkal Majalla" w:hint="cs"/>
+          <w:sz w:val="28"/>
+          <w:szCs w:val="28"/>
+          <w:rtl/>
+          <w:lang w:bidi="ar-AE"/>
+        </w:rPr>
+        <w:t>المستعاد</w:t>
+      </w:r>
+      <w:proofErr w:type="spellEnd"/>
+      <w:r>
+        <w:rPr>
+          <w:rFonts w:ascii="Sakkal Majalla" w:hAnsi="Sakkal Majalla" w:cs="Sakkal Majalla" w:hint="cs"/>
+          <w:sz w:val="28"/>
+          <w:szCs w:val="28"/>
+          <w:rtl/>
+          <w:lang w:bidi="ar-AE"/>
+        </w:rPr>
+        <w:t xml:space="preserve"> ذكرها في العدد 5، فأعتقد بأنها مرتبطة بعدالة الله بخصوص إسرائيل، وبأنه، بالرغم من ذكر</w:t>
+      </w:r>
+      <w:r>
+        <w:rPr>
+          <w:rFonts w:ascii="Sakkal Majalla" w:hAnsi="Sakkal Majalla" w:cs="Sakkal Majalla" w:hint="cs"/>
+          <w:sz w:val="28"/>
+          <w:szCs w:val="28"/>
+          <w:rtl/>
+          <w:lang w:bidi="ar-AE"/>
+        </w:rPr>
+        <w:t xml:space="preserve"> حقيقة المضروب، إلا أنه من المحالة بأن الأمر هنا يدور حول قوته </w:t>
+      </w:r>
+      <w:proofErr w:type="spellStart"/>
+      <w:r>
+        <w:rPr>
+          <w:rFonts w:ascii="Sakkal Majalla" w:hAnsi="Sakkal Majalla" w:cs="Sakkal Majalla" w:hint="cs"/>
+          <w:sz w:val="28"/>
+          <w:szCs w:val="28"/>
+          <w:rtl/>
+          <w:lang w:bidi="ar-AE"/>
+        </w:rPr>
+        <w:t>الكفارية</w:t>
+      </w:r>
+      <w:proofErr w:type="spellEnd"/>
+      <w:r>
+        <w:rPr>
+          <w:rFonts w:ascii="Sakkal Majalla" w:hAnsi="Sakkal Majalla" w:cs="Sakkal Majalla" w:hint="cs"/>
+          <w:sz w:val="28"/>
+          <w:szCs w:val="28"/>
+          <w:rtl/>
+          <w:lang w:bidi="ar-AE"/>
+        </w:rPr>
+        <w:t xml:space="preserve">. كل ما يُطالب به هو الدينونة، وهذا ليس ثمر الكفارة (قارن مزمور 22). ولكن لأجل هذا السبب بالذات يعطينا المزمور فهمًا كاملاً حول كل آلام المسيح الشخصية في ذلك الزمن، حيث بالمقابل يترك الآلام التي كان فيها المسيح بالتمام والكمال، عمله </w:t>
+      </w:r>
+      <w:proofErr w:type="spellStart"/>
+      <w:r>
+        <w:rPr>
+          <w:rFonts w:ascii="Sakkal Majalla" w:hAnsi="Sakkal Majalla" w:cs="Sakkal Majalla" w:hint="cs"/>
+          <w:sz w:val="28"/>
+          <w:szCs w:val="28"/>
+          <w:rtl/>
+          <w:lang w:bidi="ar-AE"/>
+        </w:rPr>
+        <w:t>الكفاري</w:t>
+      </w:r>
+      <w:proofErr w:type="spellEnd"/>
+      <w:r>
+        <w:rPr>
+          <w:rFonts w:ascii="Sakkal Majalla" w:hAnsi="Sakkal Majalla" w:cs="Sakkal Majalla" w:hint="cs"/>
+          <w:sz w:val="28"/>
+          <w:szCs w:val="28"/>
+          <w:rtl/>
+          <w:lang w:bidi="ar-AE"/>
+        </w:rPr>
+        <w:t xml:space="preserve">، من دون أي ذكر. هذه الآلام هي عظيمة بما لا يُقاس، بحيث لو فقط أُعلنت لنا فستخيّم الظلال على كل الآلام الأخرى التي كان عليه أن يعانيها كإنسان في ذلك الزمن. إن هذه الآلام الأخيرة نجدها </w:t>
+      </w:r>
+      <w:r>
+        <w:rPr>
+          <w:rFonts w:ascii="Sakkal Majalla" w:hAnsi="Sakkal Majalla" w:cs="Sakkal Majalla"/>
+          <w:sz w:val="28"/>
+          <w:szCs w:val="28"/>
+          <w:rtl/>
+          <w:lang w:bidi="ar-AE"/>
+        </w:rPr>
+        <w:t>–</w:t>
+      </w:r>
+      <w:r>
+        <w:rPr>
+          <w:rFonts w:ascii="Sakkal Majalla" w:hAnsi="Sakkal Majalla" w:cs="Sakkal Majalla" w:hint="cs"/>
+          <w:sz w:val="28"/>
+          <w:szCs w:val="28"/>
+          <w:rtl/>
+          <w:lang w:bidi="ar-AE"/>
+        </w:rPr>
+        <w:t xml:space="preserve"> ليتبارك الله لأجلها </w:t>
+      </w:r>
+      <w:r>
+        <w:rPr>
+          <w:rFonts w:ascii="Sakkal Majalla" w:hAnsi="Sakkal Majalla" w:cs="Sakkal Majalla"/>
+          <w:sz w:val="28"/>
+          <w:szCs w:val="28"/>
+          <w:rtl/>
+          <w:lang w:bidi="ar-AE"/>
+        </w:rPr>
+        <w:t>–</w:t>
+      </w:r>
+      <w:r>
+        <w:rPr>
+          <w:rFonts w:ascii="Sakkal Majalla" w:hAnsi="Sakkal Majalla" w:cs="Sakkal Majalla" w:hint="cs"/>
+          <w:sz w:val="28"/>
+          <w:szCs w:val="28"/>
+          <w:rtl/>
+          <w:lang w:bidi="ar-AE"/>
+        </w:rPr>
+        <w:t xml:space="preserve"> في هذا المزمور؛ فهي الآلام التي رافقت</w:t>
+      </w:r>
+      <w:r>
+        <w:rPr>
+          <w:rFonts w:ascii="Sakkal Majalla" w:hAnsi="Sakkal Majalla" w:cs="Sakkal Majalla" w:hint="cs"/>
+          <w:sz w:val="28"/>
+          <w:szCs w:val="28"/>
+          <w:rtl/>
+          <w:lang w:bidi="ar-AE"/>
+        </w:rPr>
+        <w:t xml:space="preserve"> آلام ذلك الفعل الجبار، ض</w:t>
+      </w:r>
+      <w:r>
+        <w:rPr>
+          <w:rFonts w:ascii="Sakkal Majalla" w:hAnsi="Sakkal Majalla" w:cs="Sakkal Majalla" w:hint="cs"/>
+          <w:sz w:val="28"/>
+          <w:szCs w:val="28"/>
+          <w:rtl/>
+          <w:lang w:bidi="ar-AE"/>
+        </w:rPr>
+        <w:t>َ</w:t>
+      </w:r>
+      <w:r>
+        <w:rPr>
+          <w:rFonts w:ascii="Sakkal Majalla" w:hAnsi="Sakkal Majalla" w:cs="Sakkal Majalla" w:hint="cs"/>
+          <w:sz w:val="28"/>
+          <w:szCs w:val="28"/>
+          <w:rtl/>
+          <w:lang w:bidi="ar-AE"/>
+        </w:rPr>
+        <w:t>ر</w:t>
+      </w:r>
+      <w:r>
+        <w:rPr>
+          <w:rFonts w:ascii="Sakkal Majalla" w:hAnsi="Sakkal Majalla" w:cs="Sakkal Majalla" w:hint="cs"/>
+          <w:sz w:val="28"/>
+          <w:szCs w:val="28"/>
+          <w:rtl/>
+          <w:lang w:bidi="ar-AE"/>
+        </w:rPr>
+        <w:t>ْ</w:t>
+      </w:r>
+      <w:r>
+        <w:rPr>
+          <w:rFonts w:ascii="Sakkal Majalla" w:hAnsi="Sakkal Majalla" w:cs="Sakkal Majalla" w:hint="cs"/>
+          <w:sz w:val="28"/>
+          <w:szCs w:val="28"/>
+          <w:rtl/>
+          <w:lang w:bidi="ar-AE"/>
+        </w:rPr>
+        <w:t>ب المسيح من قِبَل الله.</w:t>
+      </w:r>
+    </w:p>
+    <w:p>
+      <w:pPr>
+        <w:jc w:val="center"/>
+        <w:rPr>
+          <w:rFonts w:ascii="Sakkal Majalla" w:hAnsi="Sakkal Majalla" w:cs="Sakkal Majalla"/>
+          <w:sz w:val="28"/>
+          <w:szCs w:val="28"/>
+          <w:lang w:bidi="ar-AE"/>
+        </w:rPr>
+      </w:pPr>
+      <w:r>
+        <w:rPr>
+          <w:rFonts w:ascii="Sakkal Majalla" w:hAnsi="Sakkal Majalla" w:cs="Sakkal Majalla" w:hint="cs"/>
+          <w:sz w:val="28"/>
+          <w:szCs w:val="28"/>
+          <w:rtl/>
+          <w:lang w:bidi="ar-AE"/>
+        </w:rPr>
+        <w:t>-</w:t>
+      </w:r>
+      <w:r>
+        <w:rPr>
+          <w:rFonts w:ascii="Sakkal Majalla" w:hAnsi="Sakkal Majalla" w:cs="Sakkal Majalla" w:hint="cs"/>
+          <w:sz w:val="28"/>
+          <w:szCs w:val="28"/>
+          <w:rtl/>
+          <w:lang w:bidi="ar-AE"/>
+        </w:rPr>
+        <w:t xml:space="preserve"> </w:t>
+      </w:r>
+      <w:r>
+        <w:rPr>
+          <w:rFonts w:ascii="Sakkal Majalla" w:hAnsi="Sakkal Majalla" w:cs="Sakkal Majalla" w:hint="cs"/>
+          <w:sz w:val="28"/>
+          <w:szCs w:val="28"/>
+          <w:rtl/>
+          <w:lang w:bidi="ar-AE"/>
+        </w:rPr>
+        <w:t>تم -</w:t>
       </w:r>
     </w:p>
     <w:sectPr>
       <w:pgSz w:w="11906" w:h="16838"/>
-      <w:pgMar w:top="720" w:right="720" w:bottom="720" w:left="720" w:header="708" w:footer="708" w:gutter="0"/>
+      <w:pgMar w:top="1440" w:right="1800" w:bottom="1440" w:left="1800" w:header="708" w:footer="708" w:gutter="0"/>
       <w:cols w:space="708"/>
       <w:bidi/>
       <w:rtlGutter/>
-      <w:docGrid w:linePitch="381"/>
+      <w:docGrid w:linePitch="360"/>
     </w:sectPr>
   </w:body>
 </w:document>
 </file>
 
+<file path=word/numbering.xml><?xml version="1.0" encoding="utf-8"?>
+<w:numbering xmlns:wpc="http://schemas.microsoft.com/office/word/2010/wordprocessingCanvas" xmlns:cx="http://schemas.microsoft.com/office/drawing/2014/chartex" xmlns:cx1="http://schemas.microsoft.com/office/drawing/2015/9/8/chartex" xmlns:cx2="http://schemas.microsoft.com/office/drawing/2015/10/21/chartex" xmlns:cx3="http://schemas.microsoft.com/office/drawing/2016/5/9/chartex" xmlns:cx4="http://schemas.microsoft.com/office/drawing/2016/5/10/chartex" xmlns:cx5="http://schemas.microsoft.com/office/drawing/2016/5/11/chartex" xmlns:cx6="http://schemas.microsoft.com/office/drawing/2016/5/12/chartex" xmlns:cx7="http://schemas.microsoft.com/office/drawing/2016/5/13/chartex" xmlns:cx8="http://schemas.microsoft.com/office/drawing/2016/5/14/chartex" xmlns:mc="http://schemas.openxmlformats.org/markup-compatibility/2006" xmlns:aink="http://schemas.microsoft.com/office/drawing/2016/ink" xmlns:am3d="http://schemas.microsoft.com/office/drawing/2017/model3d" xmlns:o="urn:schemas-microsoft-com:office:office" xmlns:r="http://schemas.openxmlformats.org/officeDocument/2006/relationships" xmlns:m="http://schemas.openxmlformats.org/officeDocument/2006/math" xmlns:v="urn:schemas-microsoft-com:vml" xmlns:wp14="http://schemas.microsoft.com/office/word/2010/wordprocessingDrawing" xmlns:wp="http://schemas.openxmlformats.org/drawingml/2006/wordprocessingDrawing" xmlns:w10="urn:schemas-microsoft-com:office:word" xmlns:w="http://schemas.openxmlformats.org/wordprocessingml/2006/main" xmlns:w14="http://schemas.microsoft.com/office/word/2010/wordml" xmlns:w15="http://schemas.microsoft.com/office/word/2012/wordml" xmlns:w16cid="http://schemas.microsoft.com/office/word/2016/wordml/cid" xmlns:w16se="http://schemas.microsoft.com/office/word/2015/wordml/symex" xmlns:wpg="http://schemas.microsoft.com/office/word/2010/wordprocessingGroup" xmlns:wpi="http://schemas.microsoft.com/office/word/2010/wordprocessingInk" xmlns:wne="http://schemas.microsoft.com/office/word/2006/wordml" xmlns:wps="http://schemas.microsoft.com/office/word/2010/wordprocessingShape" mc:Ignorable="w14 w15 w16se w16cid wp14">
+  <w:abstractNum w:abstractNumId="0" w15:restartNumberingAfterBreak="0">
+    <w:nsid w:val="5753424B"/>
+    <w:multiLevelType w:val="hybridMultilevel"/>
+    <w:tmpl w:val="9C7CC8B8"/>
+    <w:lvl w:ilvl="0" w:tplc="D6B691D2">
+      <w:numFmt w:val="bullet"/>
+      <w:lvlText w:val="-"/>
+      <w:lvlJc w:val="left"/>
+      <w:pPr>
+        <w:ind w:left="720" w:hanging="360"/>
+      </w:pPr>
+      <w:rPr>
+        <w:rFonts w:ascii="Sakkal Majalla" w:eastAsiaTheme="minorHAnsi" w:hAnsi="Sakkal Majalla" w:cs="Sakkal Majalla" w:hint="default"/>
+      </w:rPr>
+    </w:lvl>
+    <w:lvl w:ilvl="1" w:tplc="04090003" w:tentative="1">
+      <w:start w:val="1"/>
+      <w:numFmt w:val="bullet"/>
+      <w:lvlText w:val="o"/>
+      <w:lvlJc w:val="left"/>
+      <w:pPr>
+        <w:ind w:left="1440" w:hanging="360"/>
+      </w:pPr>
+      <w:rPr>
+        <w:rFonts w:ascii="Courier New" w:hAnsi="Courier New" w:cs="Courier New" w:hint="default"/>
+      </w:rPr>
+    </w:lvl>
+    <w:lvl w:ilvl="2" w:tplc="04090005" w:tentative="1">
+      <w:start w:val="1"/>
+      <w:numFmt w:val="bullet"/>
+      <w:lvlText w:val=""/>
+      <w:lvlJc w:val="left"/>
+      <w:pPr>
+        <w:ind w:left="2160" w:hanging="360"/>
+      </w:pPr>
+      <w:rPr>
+        <w:rFonts w:ascii="Wingdings" w:hAnsi="Wingdings" w:hint="default"/>
+      </w:rPr>
+    </w:lvl>
+    <w:lvl w:ilvl="3" w:tplc="04090001" w:tentative="1">
+      <w:start w:val="1"/>
+      <w:numFmt w:val="bullet"/>
+      <w:lvlText w:val=""/>
+      <w:lvlJc w:val="left"/>
+      <w:pPr>
+        <w:ind w:left="2880" w:hanging="360"/>
+      </w:pPr>
+      <w:rPr>
+        <w:rFonts w:ascii="Symbol" w:hAnsi="Symbol" w:hint="default"/>
+      </w:rPr>
+    </w:lvl>
+    <w:lvl w:ilvl="4" w:tplc="04090003" w:tentative="1">
+      <w:start w:val="1"/>
+      <w:numFmt w:val="bullet"/>
+      <w:lvlText w:val="o"/>
+      <w:lvlJc w:val="left"/>
+      <w:pPr>
+        <w:ind w:left="3600" w:hanging="360"/>
+      </w:pPr>
+      <w:rPr>
+        <w:rFonts w:ascii="Courier New" w:hAnsi="Courier New" w:cs="Courier New" w:hint="default"/>
+      </w:rPr>
+    </w:lvl>
+    <w:lvl w:ilvl="5" w:tplc="04090005" w:tentative="1">
+      <w:start w:val="1"/>
+      <w:numFmt w:val="bullet"/>
+      <w:lvlText w:val=""/>
+      <w:lvlJc w:val="left"/>
+      <w:pPr>
+        <w:ind w:left="4320" w:hanging="360"/>
+      </w:pPr>
+      <w:rPr>
+        <w:rFonts w:ascii="Wingdings" w:hAnsi="Wingdings" w:hint="default"/>
+      </w:rPr>
+    </w:lvl>
+    <w:lvl w:ilvl="6" w:tplc="04090001" w:tentative="1">
+      <w:start w:val="1"/>
+      <w:numFmt w:val="bullet"/>
+      <w:lvlText w:val=""/>
+      <w:lvlJc w:val="left"/>
+      <w:pPr>
+        <w:ind w:left="5040" w:hanging="360"/>
+      </w:pPr>
+      <w:rPr>
+        <w:rFonts w:ascii="Symbol" w:hAnsi="Symbol" w:hint="default"/>
+      </w:rPr>
+    </w:lvl>
+    <w:lvl w:ilvl="7" w:tplc="04090003" w:tentative="1">
+      <w:start w:val="1"/>
+      <w:numFmt w:val="bullet"/>
+      <w:lvlText w:val="o"/>
+      <w:lvlJc w:val="left"/>
+      <w:pPr>
+        <w:ind w:left="5760" w:hanging="360"/>
+      </w:pPr>
+      <w:rPr>
+        <w:rFonts w:ascii="Courier New" w:hAnsi="Courier New" w:cs="Courier New" w:hint="default"/>
+      </w:rPr>
+    </w:lvl>
+    <w:lvl w:ilvl="8" w:tplc="04090005" w:tentative="1">
+      <w:start w:val="1"/>
+      <w:numFmt w:val="bullet"/>
+      <w:lvlText w:val=""/>
+      <w:lvlJc w:val="left"/>
+      <w:pPr>
+        <w:ind w:left="6480" w:hanging="360"/>
+      </w:pPr>
+      <w:rPr>
+        <w:rFonts w:ascii="Wingdings" w:hAnsi="Wingdings" w:hint="default"/>
+      </w:rPr>
+    </w:lvl>
+  </w:abstractNum>
+  <w:num w:numId="1">
+    <w:abstractNumId w:val="0"/>
+  </w:num>
+</w:numbering>
+</file>
+
 <file path=word/styles.xml><?xml version="1.0" encoding="utf-8"?>
-<w:styles xmlns:mc="http://schemas.openxmlformats.org/markup-compatibility/2006" xmlns:r="http://schemas.openxmlformats.org/officeDocument/2006/relationships" xmlns:w="http://schemas.openxmlformats.org/wordprocessingml/2006/main" xmlns:w14="http://schemas.microsoft.com/office/word/2010/wordml" xmlns:w15="http://schemas.microsoft.com/office/word/2012/wordml" xmlns:w16cex="http://schemas.microsoft.com/office/word/2018/wordml/cex" xmlns:w16cid="http://schemas.microsoft.com/office/word/2016/wordml/cid" xmlns:w16="http://schemas.microsoft.com/office/word/2018/wordml" xmlns:w16sdtdh="http://schemas.microsoft.com/office/word/2020/wordml/sdtdatahash" xmlns:w16se="http://schemas.microsoft.com/office/word/2015/wordml/symex" mc:Ignorable="w14 w15 w16se w16cid w16 w16cex w16sdtdh">
+<w:styles xmlns:mc="http://schemas.openxmlformats.org/markup-compatibility/2006" xmlns:r="http://schemas.openxmlformats.org/officeDocument/2006/relationships" xmlns:w="http://schemas.openxmlformats.org/wordprocessingml/2006/main" xmlns:w14="http://schemas.microsoft.com/office/word/2010/wordml" xmlns:w15="http://schemas.microsoft.com/office/word/2012/wordml" xmlns:w16cid="http://schemas.microsoft.com/office/word/2016/wordml/cid" xmlns:w16se="http://schemas.microsoft.com/office/word/2015/wordml/symex" mc:Ignorable="w14 w15 w16se w16cid">
   <w:docDefaults>
     <w:rPrDefault>
       <w:rPr>
-        <w:rFonts w:ascii="Sakkal Majalla" w:eastAsiaTheme="minorHAnsi" w:hAnsi="Sakkal Majalla" w:cs="Sakkal Majalla"/>
-        <w:sz w:val="28"/>
-        <w:szCs w:val="28"/>
-        <w:lang w:val="en-US" w:eastAsia="en-US" w:bidi="he-IL"/>
+        <w:rFonts w:asciiTheme="minorHAnsi" w:eastAsiaTheme="minorHAnsi" w:hAnsiTheme="minorHAnsi" w:cstheme="minorBidi"/>
+        <w:sz w:val="22"/>
+        <w:szCs w:val="22"/>
+        <w:lang w:val="en-US" w:eastAsia="en-US" w:bidi="ar-SA"/>
       </w:rPr>
     </w:rPrDefault>
     <w:pPrDefault>
       <w:pPr>
-        <w:bidi/>
         <w:spacing w:after="160" w:line="259" w:lineRule="auto"/>
-        <w:jc w:val="both"/>
       </w:pPr>
     </w:pPrDefault>
   </w:docDefaults>
@@ -940,8 +1578,10 @@
   <w:style w:type="paragraph" w:default="1" w:styleId="Normal">
     <w:name w:val="Normal"/>
     <w:qFormat/>
+    <w:pPr>
+      <w:bidi/>
+    </w:pPr>
     <w:rPr>
-      <w:noProof/>
       <w:lang w:bidi="ar-EG"/>
     </w:rPr>
   </w:style>
@@ -972,12 +1612,23 @@
     <w:semiHidden/>
     <w:unhideWhenUsed/>
   </w:style>
+  <w:style w:type="paragraph" w:styleId="ListParagraph">
+    <w:name w:val="List Paragraph"/>
+    <w:basedOn w:val="Normal"/>
+    <w:uiPriority w:val="34"/>
+    <w:qFormat/>
+    <w:rsid w:val="00DC3D12"/>
+    <w:pPr>
+      <w:ind w:left="720"/>
+      <w:contextualSpacing/>
+    </w:pPr>
+  </w:style>
   <w:style w:type="character" w:styleId="Hyperlink">
     <w:name w:val="Hyperlink"/>
     <w:basedOn w:val="DefaultParagraphFont"/>
     <w:uiPriority w:val="99"/>
     <w:unhideWhenUsed/>
-    <w:rsid w:val="00223493"/>
+    <w:rsid w:val="00507BCD"/>
     <w:rPr>
       <w:color w:val="0563C1" w:themeColor="hyperlink"/>
       <w:u w:val="single"/>
@@ -989,7 +1640,7 @@
     <w:uiPriority w:val="99"/>
     <w:semiHidden/>
     <w:unhideWhenUsed/>
-    <w:rsid w:val="00223493"/>
+    <w:rsid w:val="00507BCD"/>
     <w:rPr>
       <w:color w:val="605E5C"/>
       <w:shd w:val="clear" w:color="auto" w:fill="E1DFDD"/>

--- a/docs/downloads/منوعات/تم/doc_0704.docx
+++ b/docs/downloads/منوعات/تم/doc_0704.docx
@@ -1,561 +1,134 @@
 
 <file path=word/document.xml><?xml version="1.0" encoding="utf-8"?>
-<w:document xmlns:wpc="http://schemas.microsoft.com/office/word/2010/wordprocessingCanvas" xmlns:cx="http://schemas.microsoft.com/office/drawing/2014/chartex" xmlns:cx1="http://schemas.microsoft.com/office/drawing/2015/9/8/chartex" xmlns:cx2="http://schemas.microsoft.com/office/drawing/2015/10/21/chartex" xmlns:cx3="http://schemas.microsoft.com/office/drawing/2016/5/9/chartex" xmlns:cx4="http://schemas.microsoft.com/office/drawing/2016/5/10/chartex" xmlns:cx5="http://schemas.microsoft.com/office/drawing/2016/5/11/chartex" xmlns:cx6="http://schemas.microsoft.com/office/drawing/2016/5/12/chartex" xmlns:cx7="http://schemas.microsoft.com/office/drawing/2016/5/13/chartex" xmlns:cx8="http://schemas.microsoft.com/office/drawing/2016/5/14/chartex" xmlns:mc="http://schemas.openxmlformats.org/markup-compatibility/2006" xmlns:aink="http://schemas.microsoft.com/office/drawing/2016/ink" xmlns:am3d="http://schemas.microsoft.com/office/drawing/2017/model3d" xmlns:o="urn:schemas-microsoft-com:office:office" xmlns:oel="http://schemas.microsoft.com/office/2019/extlst" xmlns:r="http://schemas.openxmlformats.org/officeDocument/2006/relationships" xmlns:m="http://schemas.openxmlformats.org/officeDocument/2006/math" xmlns:v="urn:schemas-microsoft-com:vml" xmlns:wp14="http://schemas.microsoft.com/office/word/2010/wordprocessingDrawing" xmlns:wp="http://schemas.openxmlformats.org/drawingml/2006/wordprocessingDrawing" xmlns:w10="urn:schemas-microsoft-com:office:word" xmlns:w="http://schemas.openxmlformats.org/wordprocessingml/2006/main" xmlns:w14="http://schemas.microsoft.com/office/word/2010/wordml" xmlns:w15="http://schemas.microsoft.com/office/word/2012/wordml" xmlns:w16cex="http://schemas.microsoft.com/office/word/2018/wordml/cex" xmlns:w16cid="http://schemas.microsoft.com/office/word/2016/wordml/cid" xmlns:w16="http://schemas.microsoft.com/office/word/2018/wordml" xmlns:w16sdtdh="http://schemas.microsoft.com/office/word/2020/wordml/sdtdatahash" xmlns:w16se="http://schemas.microsoft.com/office/word/2015/wordml/symex" xmlns:wpg="http://schemas.microsoft.com/office/word/2010/wordprocessingGroup" xmlns:wpi="http://schemas.microsoft.com/office/word/2010/wordprocessingInk" xmlns:wne="http://schemas.microsoft.com/office/word/2006/wordml" xmlns:wps="http://schemas.microsoft.com/office/word/2010/wordprocessingShape" mc:Ignorable="w14 w15 w16se w16cid w16 w16cex w16sdtdh wp14">
+<w:document xmlns:wpc="http://schemas.microsoft.com/office/word/2010/wordprocessingCanvas" xmlns:cx="http://schemas.microsoft.com/office/drawing/2014/chartex" xmlns:cx1="http://schemas.microsoft.com/office/drawing/2015/9/8/chartex" xmlns:cx2="http://schemas.microsoft.com/office/drawing/2015/10/21/chartex" xmlns:cx3="http://schemas.microsoft.com/office/drawing/2016/5/9/chartex" xmlns:cx4="http://schemas.microsoft.com/office/drawing/2016/5/10/chartex" xmlns:cx5="http://schemas.microsoft.com/office/drawing/2016/5/11/chartex" xmlns:cx6="http://schemas.microsoft.com/office/drawing/2016/5/12/chartex" xmlns:cx7="http://schemas.microsoft.com/office/drawing/2016/5/13/chartex" xmlns:cx8="http://schemas.microsoft.com/office/drawing/2016/5/14/chartex" xmlns:mc="http://schemas.openxmlformats.org/markup-compatibility/2006" xmlns:aink="http://schemas.microsoft.com/office/drawing/2016/ink" xmlns:am3d="http://schemas.microsoft.com/office/drawing/2017/model3d" xmlns:o="urn:schemas-microsoft-com:office:office" xmlns:r="http://schemas.openxmlformats.org/officeDocument/2006/relationships" xmlns:m="http://schemas.openxmlformats.org/officeDocument/2006/math" xmlns:v="urn:schemas-microsoft-com:vml" xmlns:wp14="http://schemas.microsoft.com/office/word/2010/wordprocessingDrawing" xmlns:wp="http://schemas.openxmlformats.org/drawingml/2006/wordprocessingDrawing" xmlns:w10="urn:schemas-microsoft-com:office:word" xmlns:w="http://schemas.openxmlformats.org/wordprocessingml/2006/main" xmlns:w14="http://schemas.microsoft.com/office/word/2010/wordml" xmlns:w15="http://schemas.microsoft.com/office/word/2012/wordml" xmlns:w16cex="http://schemas.microsoft.com/office/word/2018/wordml/cex" xmlns:w16cid="http://schemas.microsoft.com/office/word/2016/wordml/cid" xmlns:w16="http://schemas.microsoft.com/office/word/2018/wordml" xmlns:w16se="http://schemas.microsoft.com/office/word/2015/wordml/symex" xmlns:wpg="http://schemas.microsoft.com/office/word/2010/wordprocessingGroup" xmlns:wpi="http://schemas.microsoft.com/office/word/2010/wordprocessingInk" xmlns:wne="http://schemas.microsoft.com/office/word/2006/wordml" xmlns:wps="http://schemas.microsoft.com/office/word/2010/wordprocessingShape" mc:Ignorable="w14 w15 w16se w16cid w16 w16cex wp14">
   <w:body>
     <w:p>
       <w:pPr>
         <w:jc w:val="center"/>
         <w:rPr>
-          <w:b/>
-          <w:bCs/>
-          <w:sz w:val="44"/>
-          <w:szCs w:val="44"/>
-          <w:rtl/>
+          <w:rtl/>
+          <w:lang w:bidi="ar-AE"/>
         </w:rPr>
       </w:pPr>
-      <w:hyperlink r:id="rId4" w:anchor=":~:text=immer%20ich%20will.%20Ich%20gehe%20ins%20Theater%2C,Gl%C3%BCcksspiele%2C%20wann%20immer%20ich%20will.%22%20%22" w:history="1">
+      <w:hyperlink r:id="rId4" w:history="1">
         <w:r>
           <w:rPr>
             <w:rStyle w:val="Hyperlink"/>
             <w:rFonts w:hint="cs"/>
-            <w:b/>
-            <w:bCs/>
-            <w:sz w:val="44"/>
-            <w:szCs w:val="44"/>
             <w:rtl/>
+            <w:lang w:bidi="ar-AE"/>
           </w:rPr>
-          <w:t>الإنسان الجديد</w:t>
+          <w:t>استمر بقرع الباب</w:t>
         </w:r>
       </w:hyperlink>
     </w:p>
     <w:p>
       <w:pPr>
-        <w:rPr>
-          <w:sz w:val="44"/>
-          <w:szCs w:val="44"/>
-          <w:rtl/>
+        <w:jc w:val="both"/>
+        <w:rPr>
+          <w:rtl/>
+          <w:lang w:bidi="ar-AE"/>
         </w:rPr>
       </w:pPr>
       <w:r>
         <w:rPr>
           <w:rFonts w:hint="cs"/>
-          <w:sz w:val="44"/>
-          <w:szCs w:val="44"/>
-          <w:rtl/>
-        </w:rPr>
-        <w:t>"</w:t>
-      </w:r>
-      <w:r>
-        <w:rPr>
-          <w:rFonts w:ascii="Times New Roman" w:hAnsi="Times New Roman" w:cs="Times New Roman" w:hint="cs"/>
-          <w:sz w:val="44"/>
-          <w:szCs w:val="44"/>
-          <w:rtl/>
-        </w:rPr>
-        <w:t>​</w:t>
-      </w:r>
-      <w:r>
-        <w:rPr>
-          <w:rFonts w:hint="cs"/>
-          <w:sz w:val="44"/>
-          <w:szCs w:val="44"/>
-          <w:rtl/>
-        </w:rPr>
-        <w:t>كُلُّ</w:t>
-      </w:r>
-      <w:r>
-        <w:rPr>
-          <w:sz w:val="44"/>
-          <w:szCs w:val="44"/>
-          <w:rtl/>
-        </w:rPr>
-        <w:t xml:space="preserve"> </w:t>
-      </w:r>
-      <w:r>
-        <w:rPr>
-          <w:rFonts w:hint="cs"/>
-          <w:sz w:val="44"/>
-          <w:szCs w:val="44"/>
-          <w:rtl/>
-        </w:rPr>
-        <w:t>مَنْ</w:t>
-      </w:r>
-      <w:r>
-        <w:rPr>
-          <w:sz w:val="44"/>
-          <w:szCs w:val="44"/>
-          <w:rtl/>
-        </w:rPr>
-        <w:t xml:space="preserve"> </w:t>
-      </w:r>
-      <w:r>
-        <w:rPr>
-          <w:rFonts w:hint="cs"/>
-          <w:sz w:val="44"/>
-          <w:szCs w:val="44"/>
-          <w:rtl/>
-        </w:rPr>
-        <w:t>هُوَ</w:t>
-      </w:r>
-      <w:r>
-        <w:rPr>
-          <w:sz w:val="44"/>
-          <w:szCs w:val="44"/>
-          <w:rtl/>
-        </w:rPr>
-        <w:t xml:space="preserve"> </w:t>
-      </w:r>
-      <w:r>
-        <w:rPr>
-          <w:rFonts w:hint="cs"/>
-          <w:sz w:val="44"/>
-          <w:szCs w:val="44"/>
-          <w:rtl/>
-        </w:rPr>
-        <w:t>مَوْلُودٌ</w:t>
-      </w:r>
-      <w:r>
-        <w:rPr>
-          <w:sz w:val="44"/>
-          <w:szCs w:val="44"/>
-          <w:rtl/>
-        </w:rPr>
-        <w:t xml:space="preserve"> </w:t>
-      </w:r>
-      <w:r>
-        <w:rPr>
-          <w:rFonts w:hint="cs"/>
-          <w:sz w:val="44"/>
-          <w:szCs w:val="44"/>
-          <w:rtl/>
-        </w:rPr>
-        <w:t>مِنَ</w:t>
-      </w:r>
-      <w:r>
-        <w:rPr>
-          <w:sz w:val="44"/>
-          <w:szCs w:val="44"/>
-          <w:rtl/>
-        </w:rPr>
-        <w:t xml:space="preserve"> </w:t>
-      </w:r>
-      <w:r>
-        <w:rPr>
-          <w:rFonts w:hint="cs"/>
-          <w:sz w:val="44"/>
-          <w:szCs w:val="44"/>
-          <w:rtl/>
-        </w:rPr>
-        <w:t>اللهِ</w:t>
-      </w:r>
-      <w:r>
-        <w:rPr>
-          <w:sz w:val="44"/>
-          <w:szCs w:val="44"/>
-          <w:rtl/>
-        </w:rPr>
-        <w:t xml:space="preserve"> </w:t>
-      </w:r>
-      <w:r>
-        <w:rPr>
-          <w:rFonts w:hint="cs"/>
-          <w:sz w:val="44"/>
-          <w:szCs w:val="44"/>
-          <w:rtl/>
-        </w:rPr>
-        <w:t>لاَ</w:t>
-      </w:r>
-      <w:r>
-        <w:rPr>
-          <w:sz w:val="44"/>
-          <w:szCs w:val="44"/>
-          <w:rtl/>
-        </w:rPr>
-        <w:t xml:space="preserve"> </w:t>
-      </w:r>
-      <w:r>
-        <w:rPr>
-          <w:rFonts w:hint="cs"/>
-          <w:sz w:val="44"/>
-          <w:szCs w:val="44"/>
-          <w:rtl/>
-        </w:rPr>
-        <w:t>يَفْعَلُ</w:t>
-      </w:r>
-      <w:r>
-        <w:rPr>
-          <w:sz w:val="44"/>
-          <w:szCs w:val="44"/>
-          <w:rtl/>
-        </w:rPr>
-        <w:t xml:space="preserve"> </w:t>
-      </w:r>
-      <w:r>
-        <w:rPr>
-          <w:rFonts w:hint="cs"/>
-          <w:sz w:val="44"/>
-          <w:szCs w:val="44"/>
-          <w:rtl/>
-        </w:rPr>
-        <w:t>خَطِيَّةً،</w:t>
-      </w:r>
-      <w:r>
-        <w:rPr>
-          <w:sz w:val="44"/>
-          <w:szCs w:val="44"/>
-          <w:rtl/>
-        </w:rPr>
-        <w:t xml:space="preserve"> </w:t>
-      </w:r>
-      <w:r>
-        <w:rPr>
-          <w:rFonts w:hint="cs"/>
-          <w:sz w:val="44"/>
-          <w:szCs w:val="44"/>
-          <w:rtl/>
-        </w:rPr>
-        <w:t>لأَنَّ</w:t>
-      </w:r>
-      <w:r>
-        <w:rPr>
-          <w:sz w:val="44"/>
-          <w:szCs w:val="44"/>
-          <w:rtl/>
-        </w:rPr>
-        <w:t xml:space="preserve"> </w:t>
-      </w:r>
-      <w:r>
-        <w:rPr>
-          <w:rFonts w:hint="cs"/>
-          <w:sz w:val="44"/>
-          <w:szCs w:val="44"/>
-          <w:rtl/>
-        </w:rPr>
-        <w:t>زَرْعَهُ</w:t>
-      </w:r>
-      <w:r>
-        <w:rPr>
-          <w:sz w:val="44"/>
-          <w:szCs w:val="44"/>
-          <w:rtl/>
-        </w:rPr>
-        <w:t xml:space="preserve"> </w:t>
-      </w:r>
-      <w:r>
-        <w:rPr>
-          <w:rFonts w:hint="cs"/>
-          <w:sz w:val="44"/>
-          <w:szCs w:val="44"/>
-          <w:rtl/>
-        </w:rPr>
-        <w:t>يَثْبُتُ</w:t>
-      </w:r>
-      <w:r>
-        <w:rPr>
-          <w:sz w:val="44"/>
-          <w:szCs w:val="44"/>
-          <w:rtl/>
-        </w:rPr>
-        <w:t xml:space="preserve"> </w:t>
-      </w:r>
-      <w:r>
-        <w:rPr>
-          <w:rFonts w:hint="cs"/>
-          <w:sz w:val="44"/>
-          <w:szCs w:val="44"/>
-          <w:rtl/>
-        </w:rPr>
-        <w:t>فِيهِ،</w:t>
-      </w:r>
-      <w:r>
-        <w:rPr>
-          <w:sz w:val="44"/>
-          <w:szCs w:val="44"/>
-          <w:rtl/>
-        </w:rPr>
-        <w:t xml:space="preserve"> </w:t>
-      </w:r>
-      <w:r>
-        <w:rPr>
-          <w:rFonts w:hint="cs"/>
-          <w:sz w:val="44"/>
-          <w:szCs w:val="44"/>
-          <w:rtl/>
-        </w:rPr>
-        <w:t>وَلاَ</w:t>
-      </w:r>
-      <w:r>
-        <w:rPr>
-          <w:sz w:val="44"/>
-          <w:szCs w:val="44"/>
-          <w:rtl/>
-        </w:rPr>
-        <w:t xml:space="preserve"> </w:t>
-      </w:r>
-      <w:r>
-        <w:rPr>
-          <w:rFonts w:hint="cs"/>
-          <w:sz w:val="44"/>
-          <w:szCs w:val="44"/>
-          <w:rtl/>
-        </w:rPr>
-        <w:t>يَسْتَطِيعُ</w:t>
-      </w:r>
-      <w:r>
-        <w:rPr>
-          <w:sz w:val="44"/>
-          <w:szCs w:val="44"/>
-          <w:rtl/>
-        </w:rPr>
-        <w:t xml:space="preserve"> </w:t>
-      </w:r>
-      <w:r>
-        <w:rPr>
-          <w:rFonts w:hint="cs"/>
-          <w:sz w:val="44"/>
-          <w:szCs w:val="44"/>
-          <w:rtl/>
-        </w:rPr>
-        <w:t>أَنْ</w:t>
-      </w:r>
-      <w:r>
-        <w:rPr>
-          <w:sz w:val="44"/>
-          <w:szCs w:val="44"/>
-          <w:rtl/>
-        </w:rPr>
-        <w:t xml:space="preserve"> </w:t>
-      </w:r>
-      <w:r>
-        <w:rPr>
-          <w:rFonts w:hint="cs"/>
-          <w:sz w:val="44"/>
-          <w:szCs w:val="44"/>
-          <w:rtl/>
-        </w:rPr>
-        <w:t>يُخْطِئَ</w:t>
-      </w:r>
-      <w:r>
-        <w:rPr>
-          <w:sz w:val="44"/>
-          <w:szCs w:val="44"/>
-          <w:rtl/>
-        </w:rPr>
-        <w:t xml:space="preserve"> </w:t>
-      </w:r>
-      <w:r>
-        <w:rPr>
-          <w:rFonts w:hint="cs"/>
-          <w:sz w:val="44"/>
-          <w:szCs w:val="44"/>
-          <w:rtl/>
-        </w:rPr>
-        <w:t>لأَنَّهُ</w:t>
-      </w:r>
-      <w:r>
-        <w:rPr>
-          <w:sz w:val="44"/>
-          <w:szCs w:val="44"/>
-          <w:rtl/>
-        </w:rPr>
-        <w:t xml:space="preserve"> </w:t>
-      </w:r>
-      <w:r>
-        <w:rPr>
-          <w:rFonts w:hint="cs"/>
-          <w:sz w:val="44"/>
-          <w:szCs w:val="44"/>
-          <w:rtl/>
-        </w:rPr>
-        <w:t>مَوْلُودٌ</w:t>
-      </w:r>
-      <w:r>
-        <w:rPr>
-          <w:sz w:val="44"/>
-          <w:szCs w:val="44"/>
-          <w:rtl/>
-        </w:rPr>
-        <w:t xml:space="preserve"> </w:t>
-      </w:r>
-      <w:r>
-        <w:rPr>
-          <w:rFonts w:hint="cs"/>
-          <w:sz w:val="44"/>
-          <w:szCs w:val="44"/>
-          <w:rtl/>
-        </w:rPr>
-        <w:t>مِنَ</w:t>
-      </w:r>
-      <w:r>
-        <w:rPr>
-          <w:sz w:val="44"/>
-          <w:szCs w:val="44"/>
-          <w:rtl/>
-        </w:rPr>
-        <w:t xml:space="preserve"> </w:t>
-      </w:r>
-      <w:r>
-        <w:rPr>
-          <w:rFonts w:hint="cs"/>
-          <w:sz w:val="44"/>
-          <w:szCs w:val="44"/>
-          <w:rtl/>
-        </w:rPr>
-        <w:t>اللهِ</w:t>
-      </w:r>
-      <w:r>
-        <w:rPr>
-          <w:sz w:val="44"/>
-          <w:szCs w:val="44"/>
-          <w:rtl/>
-        </w:rPr>
-        <w:t>.</w:t>
-      </w:r>
-      <w:r>
-        <w:rPr>
-          <w:rFonts w:hint="cs"/>
-          <w:sz w:val="44"/>
-          <w:szCs w:val="44"/>
-          <w:rtl/>
-        </w:rPr>
-        <w:t>" (1. يوحنا 3: 9).</w:t>
+          <w:rtl/>
+          <w:lang w:bidi="ar-AE"/>
+        </w:rPr>
+        <w:t>يصف جون بنيان في كتابه "السائح" امرأة تأتي برفقة أولادها إلى بيت، لتطلب شيئًا مهمًا. ولكن حال أن قرعت الباب ابتدأ كلب شرس في النباح من الداخل. وعندها انتابهم الخوف. إن استمروا بقرع الباب فلربما سيهاجمهم الكلب؛ وإن توقفوا عن القرع لن يحصلوا على استجابة لدعائهم، فماذا إذًا؟ إنها قرعت بصورة أشد، لأن طلبها كان أمرًا ملحًّا. وقال البوّاب: "مَن هناك؟"، وفي الحال توقف نباح الكلب ...</w:t>
       </w:r>
     </w:p>
     <w:p>
       <w:pPr>
-        <w:rPr>
-          <w:sz w:val="44"/>
-          <w:szCs w:val="44"/>
-          <w:rtl/>
+        <w:jc w:val="both"/>
+        <w:rPr>
+          <w:rtl/>
+          <w:lang w:bidi="ar-AE"/>
         </w:rPr>
       </w:pPr>
       <w:r>
         <w:rPr>
           <w:rFonts w:hint="cs"/>
-          <w:sz w:val="44"/>
-          <w:szCs w:val="44"/>
-          <w:rtl/>
-        </w:rPr>
-        <w:t>إنها نعمة الله التي تعمل في نفس المؤمن والتي تجعله يفرح بالقداسة والبرّ والطاعة نحو مشيئة الله، لأن الفرح الحقيقي يجده في خدمته للرب يسوع المسيح.</w:t>
+          <w:rtl/>
+          <w:lang w:bidi="ar-AE"/>
+        </w:rPr>
+        <w:t>عندما تبدأ في الصلاة، أحيانًا تبدأ آلاف من الكلاب في النباح. العدو لا يريد بأن تطلب أمورًا عظيمة وأن تحصل على أمور عظيمة. ولكن استمر في الصلاة. الكلب لن يصيبك بأذى، وعندما يفتح الرب الباب أخيرًا، من المؤكد عندها أن</w:t>
+      </w:r>
+      <w:r>
+        <w:rPr>
+          <w:rFonts w:hint="cs"/>
+          <w:rtl/>
+          <w:lang w:bidi="ar-AE"/>
+        </w:rPr>
+        <w:t>ك</w:t>
+      </w:r>
+      <w:r>
+        <w:rPr>
+          <w:rFonts w:hint="cs"/>
+          <w:rtl/>
+          <w:lang w:bidi="ar-AE"/>
+        </w:rPr>
+        <w:t xml:space="preserve"> ستحصل على بركة وافرة.</w:t>
       </w:r>
     </w:p>
     <w:p>
       <w:pPr>
-        <w:rPr>
-          <w:sz w:val="44"/>
-          <w:szCs w:val="44"/>
-          <w:rtl/>
+        <w:jc w:val="both"/>
+        <w:rPr>
+          <w:lang w:bidi="ar-AE"/>
         </w:rPr>
       </w:pPr>
       <w:r>
         <w:rPr>
           <w:rFonts w:hint="cs"/>
-          <w:sz w:val="44"/>
-          <w:szCs w:val="44"/>
-          <w:rtl/>
-        </w:rPr>
-        <w:t>أنا أتذكر رجلاً عاش حياة مليئة بالخطايا. من بعد توبته قال له أحد أصدقاؤه: "بيل، أنا</w:t>
+          <w:rtl/>
+          <w:lang w:bidi="ar-AE"/>
+        </w:rPr>
+        <w:t>"</w:t>
       </w:r>
       <w:r>
         <w:rPr>
-          <w:rFonts w:hint="cs"/>
-          <w:sz w:val="44"/>
-          <w:szCs w:val="44"/>
-          <w:rtl/>
-        </w:rPr>
-        <w:t xml:space="preserve"> حزين لأجلك </w:t>
+          <w:rtl/>
+          <w:lang w:bidi="ar-AE"/>
+        </w:rPr>
+        <w:t xml:space="preserve"> اسْأَلُوا تُعْطَوْا، اُطْلُبُوا تَجِدُوا، اِقْرَعُوا يُفْتَحْ لَكُمْ. لأَنَّ كُلَّ مَنْ يَسْأَلُ يَأْخُذُ، وَمَنْ يَطْلُبُ يَجِدُ، وَمَنْ يَقْرَعُ يُفْتَحُ لَهُ.</w:t>
       </w:r>
       <w:r>
         <w:rPr>
-          <w:sz w:val="44"/>
-          <w:szCs w:val="44"/>
-          <w:rtl/>
-        </w:rPr>
-        <w:t>–</w:t>
-      </w:r>
-      <w:r>
-        <w:rPr>
           <w:rFonts w:hint="cs"/>
-          <w:sz w:val="44"/>
-          <w:szCs w:val="44"/>
-          <w:rtl/>
-        </w:rPr>
-        <w:t xml:space="preserve"> أنت كنت تطير مثل العصفور، والآن أصبحت تجلس طيلة الوقت، إما أنك تذهب إلى الكنيسة أو تجلس في البيت تقرأ الكتاب المقدس وتصلي؛ فأنت لن تعود تتمتّع كما في الماضي." "آهٍ يا بوب"، قال الرجل، "أنت لا تفهم الموضوع. فأنا أسكر متى ما أردت، وأذهب للمسارح متى ما شئت ذلك. وأذهب للرقص متى ما أردت ذلك. وألعب أوراق الشدّة أو ألعاب الحظّ متى ما أردتُ أنا ذلك</w:t>
-      </w:r>
-      <w:r>
-        <w:rPr>
-          <w:rFonts w:hint="cs"/>
-          <w:sz w:val="44"/>
-          <w:szCs w:val="44"/>
-          <w:rtl/>
-        </w:rPr>
-        <w:t>." "إذًا"، قال له صديقه، "فأنا فعلاً كنت أفهم الموضوع بشكل غير صحيح. فأنا اعتقدت أنك كنت مجبرًا بأن تتخلّى عن كل هذه الأمور لكي تكون مسيحيًا." "كلا يا بوب"، قال له بيل، "الرب أخذ مني إرادتي حينما خلّصني، وجعلني خليقة جديدة في المسيح يسوع."</w:t>
-      </w:r>
-    </w:p>
-    <w:p>
-      <w:pPr>
-        <w:rPr>
-          <w:sz w:val="44"/>
-          <w:szCs w:val="44"/>
-          <w:rtl/>
-        </w:rPr>
-      </w:pPr>
-      <w:r>
-        <w:rPr>
-          <w:rFonts w:hint="cs"/>
-          <w:sz w:val="44"/>
-          <w:szCs w:val="44"/>
-          <w:rtl/>
-        </w:rPr>
-        <w:t>إن كنّا قد وُلدنا من الله، فقد حصلنا على حياة جديدة وهذه الحياة لها طبيعة خاصة فيها، طبيعة تكره الخطية والنجاسة وتفرح بالقداسة والفضيلة.</w:t>
-      </w:r>
-    </w:p>
-    <w:p>
-      <w:pPr>
-        <w:bidi w:val="0"/>
-        <w:rPr>
-          <w:sz w:val="44"/>
-          <w:szCs w:val="44"/>
-        </w:rPr>
-      </w:pPr>
-      <w:r>
-        <w:rPr>
-          <w:rFonts w:hint="cs"/>
-          <w:sz w:val="44"/>
-          <w:szCs w:val="44"/>
-          <w:rtl/>
-        </w:rPr>
-        <w:t>هنري إيرونسايد</w:t>
+          <w:rtl/>
+          <w:lang w:bidi="ar-AE"/>
+        </w:rPr>
+        <w:t>" (لوقا 11: 9، 10).</w:t>
       </w:r>
     </w:p>
     <w:sectPr>
       <w:pgSz w:w="11906" w:h="16838"/>
-      <w:pgMar w:top="720" w:right="720" w:bottom="720" w:left="720" w:header="708" w:footer="708" w:gutter="0"/>
+      <w:pgMar w:top="1440" w:right="1800" w:bottom="1440" w:left="1800" w:header="708" w:footer="708" w:gutter="0"/>
       <w:cols w:space="708"/>
       <w:bidi/>
       <w:rtlGutter/>
-      <w:docGrid w:linePitch="381"/>
+      <w:docGrid w:linePitch="360"/>
     </w:sectPr>
   </w:body>
 </w:document>
 </file>
 
 <file path=word/styles.xml><?xml version="1.0" encoding="utf-8"?>
-<w:styles xmlns:mc="http://schemas.openxmlformats.org/markup-compatibility/2006" xmlns:r="http://schemas.openxmlformats.org/officeDocument/2006/relationships" xmlns:w="http://schemas.openxmlformats.org/wordprocessingml/2006/main" xmlns:w14="http://schemas.microsoft.com/office/word/2010/wordml" xmlns:w15="http://schemas.microsoft.com/office/word/2012/wordml" xmlns:w16cex="http://schemas.microsoft.com/office/word/2018/wordml/cex" xmlns:w16cid="http://schemas.microsoft.com/office/word/2016/wordml/cid" xmlns:w16="http://schemas.microsoft.com/office/word/2018/wordml" xmlns:w16sdtdh="http://schemas.microsoft.com/office/word/2020/wordml/sdtdatahash" xmlns:w16se="http://schemas.microsoft.com/office/word/2015/wordml/symex" mc:Ignorable="w14 w15 w16se w16cid w16 w16cex w16sdtdh">
+<w:styles xmlns:mc="http://schemas.openxmlformats.org/markup-compatibility/2006" xmlns:r="http://schemas.openxmlformats.org/officeDocument/2006/relationships" xmlns:w="http://schemas.openxmlformats.org/wordprocessingml/2006/main" xmlns:w14="http://schemas.microsoft.com/office/word/2010/wordml" xmlns:w15="http://schemas.microsoft.com/office/word/2012/wordml" xmlns:w16cex="http://schemas.microsoft.com/office/word/2018/wordml/cex" xmlns:w16cid="http://schemas.microsoft.com/office/word/2016/wordml/cid" xmlns:w16="http://schemas.microsoft.com/office/word/2018/wordml" xmlns:w16se="http://schemas.microsoft.com/office/word/2015/wordml/symex" mc:Ignorable="w14 w15 w16se w16cid w16 w16cex">
   <w:docDefaults>
     <w:rPrDefault>
       <w:rPr>
         <w:rFonts w:ascii="Sakkal Majalla" w:eastAsiaTheme="minorHAnsi" w:hAnsi="Sakkal Majalla" w:cs="Sakkal Majalla"/>
         <w:sz w:val="28"/>
         <w:szCs w:val="28"/>
-        <w:lang w:val="en-US" w:eastAsia="en-US" w:bidi="he-IL"/>
+        <w:lang w:val="en-US" w:eastAsia="en-US" w:bidi="ar-SA"/>
       </w:rPr>
     </w:rPrDefault>
     <w:pPrDefault>
       <w:pPr>
-        <w:bidi/>
         <w:spacing w:after="160" w:line="259" w:lineRule="auto"/>
-        <w:jc w:val="both"/>
       </w:pPr>
     </w:pPrDefault>
   </w:docDefaults>
@@ -940,10 +513,9 @@
   <w:style w:type="paragraph" w:default="1" w:styleId="Normal">
     <w:name w:val="Normal"/>
     <w:qFormat/>
-    <w:rPr>
-      <w:noProof/>
-      <w:lang w:bidi="ar-EG"/>
-    </w:rPr>
+    <w:pPr>
+      <w:bidi/>
+    </w:pPr>
   </w:style>
   <w:style w:type="character" w:default="1" w:styleId="DefaultParagraphFont">
     <w:name w:val="Default Paragraph Font"/>
@@ -977,7 +549,7 @@
     <w:basedOn w:val="DefaultParagraphFont"/>
     <w:uiPriority w:val="99"/>
     <w:unhideWhenUsed/>
-    <w:rsid w:val="00223493"/>
+    <w:rsid w:val="005040F1"/>
     <w:rPr>
       <w:color w:val="0563C1" w:themeColor="hyperlink"/>
       <w:u w:val="single"/>
@@ -989,7 +561,7 @@
     <w:uiPriority w:val="99"/>
     <w:semiHidden/>
     <w:unhideWhenUsed/>
-    <w:rsid w:val="00223493"/>
+    <w:rsid w:val="005040F1"/>
     <w:rPr>
       <w:color w:val="605E5C"/>
       <w:shd w:val="clear" w:color="auto" w:fill="E1DFDD"/>
